--- a/public/templates/Informe_de_necessitats_AD.docx
+++ b/public/templates/Informe_de_necessitats_AD.docx
@@ -94,7 +94,28 @@
           <w:szCs w:val="20"/>
           <w:lang w:val="ca-ES"/>
         </w:rPr>
-        <w:t>«Òrgan_de_contractació»</w:t>
+        <w:t>«</w:t>
+      </w:r>
+      <w:r>
+        <w:rPr>
+          <w:rFonts w:ascii="Open Sans Light" w:eastAsia="Open Sans Light" w:hAnsi="Open Sans Light" w:cs="Open Sans Light"/>
+          <w:b/>
+          <w:noProof/>
+          <w:sz w:val="20"/>
+          <w:szCs w:val="20"/>
+        </w:rPr>
+        <w:t>record.organ_contractacio</w:t>
+      </w:r>
+      <w:r>
+        <w:rPr>
+          <w:rFonts w:ascii="Open Sans Light" w:eastAsia="Open Sans Light" w:hAnsi="Open Sans Light" w:cs="Open Sans Light"/>
+          <w:b/>
+          <w:noProof/>
+          <w:sz w:val="20"/>
+          <w:szCs w:val="20"/>
+          <w:lang w:val="ca-ES"/>
+        </w:rPr>
+        <w:t>»</w:t>
       </w:r>
       <w:r>
         <w:rPr>
@@ -275,7 +296,26 @@
           <w:szCs w:val="20"/>
           <w:lang w:val="ca-ES"/>
         </w:rPr>
-        <w:t>«Responsable_del_contracte»</w:t>
+        <w:t>«</w:t>
+      </w:r>
+      <w:r>
+        <w:rPr>
+          <w:rFonts w:ascii="Open Sans Light" w:eastAsia="Open Sans Light" w:hAnsi="Open Sans Light" w:cs="Open Sans Light"/>
+          <w:noProof/>
+          <w:sz w:val="20"/>
+          <w:szCs w:val="20"/>
+        </w:rPr>
+        <w:t>record.responsable_contracte</w:t>
+      </w:r>
+      <w:r>
+        <w:rPr>
+          <w:rFonts w:ascii="Open Sans Light" w:eastAsia="Open Sans Light" w:hAnsi="Open Sans Light" w:cs="Open Sans Light"/>
+          <w:noProof/>
+          <w:sz w:val="20"/>
+          <w:szCs w:val="20"/>
+          <w:lang w:val="ca-ES"/>
+        </w:rPr>
+        <w:t>»</w:t>
       </w:r>
       <w:r>
         <w:rPr>
@@ -359,7 +399,26 @@
           <w:szCs w:val="20"/>
           <w:lang w:val="ca-ES"/>
         </w:rPr>
-        <w:t>«Òrgan_de_contractació»</w:t>
+        <w:t>«</w:t>
+      </w:r>
+      <w:r>
+        <w:rPr>
+          <w:rFonts w:ascii="Open Sans Light" w:eastAsia="Open Sans Light" w:hAnsi="Open Sans Light" w:cs="Open Sans Light"/>
+          <w:noProof/>
+          <w:sz w:val="20"/>
+          <w:szCs w:val="20"/>
+        </w:rPr>
+        <w:t>record.organ_contractacio</w:t>
+      </w:r>
+      <w:r>
+        <w:rPr>
+          <w:rFonts w:ascii="Open Sans Light" w:eastAsia="Open Sans Light" w:hAnsi="Open Sans Light" w:cs="Open Sans Light"/>
+          <w:noProof/>
+          <w:sz w:val="20"/>
+          <w:szCs w:val="20"/>
+          <w:lang w:val="ca-ES"/>
+        </w:rPr>
+        <w:t>»</w:t>
       </w:r>
       <w:r>
         <w:rPr>
@@ -448,7 +507,7 @@
           <w:szCs w:val="20"/>
           <w:lang w:val="ca-ES"/>
         </w:rPr>
-        <w:t>«Nombre»</w:t>
+        <w:t>«record.nom»</w:t>
       </w:r>
       <w:r>
         <w:rPr>
@@ -537,7 +596,7 @@
           <w:szCs w:val="20"/>
           <w:lang w:val="ca-ES"/>
         </w:rPr>
-        <w:t>«Correo_electrónico»</w:t>
+        <w:t>«record.email »</w:t>
       </w:r>
       <w:r>
         <w:rPr>
@@ -632,7 +691,37 @@
           <w:szCs w:val="20"/>
           <w:lang w:val="ca-ES"/>
         </w:rPr>
-        <w:t>«Objecte_del_contrate_descripció_del_que»</w:t>
+        <w:t>«</w:t>
+      </w:r>
+      <w:r>
+        <w:rPr>
+          <w:rFonts w:ascii="Open Sans Light" w:eastAsia="Open Sans Light" w:hAnsi="Open Sans Light" w:cs="Open Sans Light"/>
+          <w:noProof/>
+          <w:sz w:val="20"/>
+          <w:szCs w:val="20"/>
+          <w:lang w:val="ca-ES"/>
+        </w:rPr>
+        <w:t xml:space="preserve"> </w:t>
+      </w:r>
+      <w:r>
+        <w:rPr>
+          <w:rFonts w:ascii="Open Sans Light" w:eastAsia="Open Sans Light" w:hAnsi="Open Sans Light" w:cs="Open Sans Light"/>
+          <w:noProof/>
+          <w:sz w:val="20"/>
+          <w:szCs w:val="20"/>
+          <w:lang w:val="ca-ES"/>
+        </w:rPr>
+        <w:t>record.</w:t>
+      </w:r>
+      <w:r>
+        <w:rPr>
+          <w:rFonts w:ascii="Open Sans Light" w:eastAsia="Open Sans Light" w:hAnsi="Open Sans Light" w:cs="Open Sans Light"/>
+          <w:noProof/>
+          <w:sz w:val="20"/>
+          <w:szCs w:val="20"/>
+          <w:lang w:val="ca-ES"/>
+        </w:rPr>
+        <w:t>objecte_contracte»</w:t>
       </w:r>
       <w:r>
         <w:rPr>
@@ -840,7 +929,7 @@
                 <w:szCs w:val="20"/>
                 <w:lang w:val="ca-ES"/>
               </w:rPr>
-              <w:t>«Tipus_de_contracte»</w:t>
+              <w:t>«record.tipus_contracte»</w:t>
             </w:r>
             <w:r>
               <w:rPr>
@@ -943,7 +1032,7 @@
                 <w:szCs w:val="20"/>
                 <w:lang w:val="ca-ES"/>
               </w:rPr>
-              <w:t>«Descripció_de_la_necessitat_a_satisfer_»</w:t>
+              <w:t>«record.justificacio»</w:t>
             </w:r>
             <w:r>
               <w:rPr>
@@ -1031,7 +1120,7 @@
                 <w:szCs w:val="20"/>
                 <w:lang w:val="ca-ES"/>
               </w:rPr>
-              <w:t>«Códi_dobjecte_contractual_CPV»</w:t>
+              <w:t>«record.codi_cpv »</w:t>
             </w:r>
             <w:r>
               <w:rPr>
@@ -1129,6 +1218,14 @@
                 <w:sz w:val="20"/>
                 <w:szCs w:val="20"/>
               </w:rPr>
+              <w:t xml:space="preserve"> </w:t>
+            </w:r>
+            <w:r>
+              <w:rPr>
+                <w:rFonts w:ascii="Open Sans Light" w:eastAsia="Open Sans Light" w:hAnsi="Open Sans Light" w:cs="Open Sans Light"/>
+                <w:sz w:val="20"/>
+                <w:szCs w:val="20"/>
+              </w:rPr>
               <w:fldChar w:fldCharType="begin"/>
             </w:r>
             <w:r>
@@ -1154,7 +1251,25 @@
                 <w:sz w:val="20"/>
                 <w:szCs w:val="20"/>
               </w:rPr>
-              <w:t>«Característiques_tècniques_especificaci»</w:t>
+              <w:t>«</w:t>
+            </w:r>
+            <w:r>
+              <w:rPr>
+                <w:rFonts w:ascii="Open Sans Light" w:eastAsia="Open Sans Light" w:hAnsi="Open Sans Light" w:cs="Open Sans Light"/>
+                <w:noProof/>
+                <w:sz w:val="20"/>
+                <w:szCs w:val="20"/>
+              </w:rPr>
+              <w:t>record.caracteristiques_tecniques</w:t>
+            </w:r>
+            <w:r>
+              <w:rPr>
+                <w:rFonts w:ascii="Open Sans Light" w:eastAsia="Open Sans Light" w:hAnsi="Open Sans Light" w:cs="Open Sans Light"/>
+                <w:noProof/>
+                <w:sz w:val="20"/>
+                <w:szCs w:val="20"/>
+              </w:rPr>
+              <w:t>»</w:t>
             </w:r>
             <w:r>
               <w:rPr>
@@ -1244,8 +1359,8 @@
         <w:tblLook w:val="0000" w:firstRow="0" w:lastRow="0" w:firstColumn="0" w:lastColumn="0" w:noHBand="0" w:noVBand="0"/>
       </w:tblPr>
       <w:tblGrid>
-        <w:gridCol w:w="2955"/>
-        <w:gridCol w:w="2325"/>
+        <w:gridCol w:w="2782"/>
+        <w:gridCol w:w="2498"/>
         <w:gridCol w:w="3135"/>
       </w:tblGrid>
       <w:tr>
@@ -1254,7 +1369,7 @@
         </w:trPr>
         <w:tc>
           <w:tcPr>
-            <w:tcW w:w="2955" w:type="dxa"/>
+            <w:tcW w:w="2782" w:type="dxa"/>
             <w:tcBorders>
               <w:top w:val="single" w:sz="6" w:space="0" w:color="A6A6A6" w:themeColor="background1" w:themeShade="A6"/>
               <w:left w:val="single" w:sz="6" w:space="0" w:color="A6A6A6" w:themeColor="background1" w:themeShade="A6"/>
@@ -1332,7 +1447,7 @@
                 <w:szCs w:val="20"/>
                 <w:lang w:val="ca-ES"/>
               </w:rPr>
-              <w:t>«Base_imposable_»</w:t>
+              <w:t>«record.base_imposable»</w:t>
             </w:r>
             <w:r>
               <w:rPr>
@@ -1347,7 +1462,7 @@
         </w:tc>
         <w:tc>
           <w:tcPr>
-            <w:tcW w:w="2325" w:type="dxa"/>
+            <w:tcW w:w="2498" w:type="dxa"/>
             <w:tcBorders>
               <w:top w:val="single" w:sz="6" w:space="0" w:color="A6A6A6" w:themeColor="background1" w:themeShade="A6"/>
               <w:left w:val="single" w:sz="6" w:space="0" w:color="A6A6A6" w:themeColor="background1" w:themeShade="A6"/>
@@ -1424,7 +1539,27 @@
                 <w:szCs w:val="20"/>
                 <w:lang w:val="ca-ES"/>
               </w:rPr>
-              <w:t>«Quota_dIVA_»</w:t>
+              <w:t xml:space="preserve">« </w:t>
+            </w:r>
+            <w:r>
+              <w:rPr>
+                <w:rFonts w:ascii="Open Sans Light" w:eastAsia="Open Sans Light" w:hAnsi="Open Sans Light" w:cs="Open Sans Light"/>
+                <w:noProof/>
+                <w:sz w:val="20"/>
+                <w:szCs w:val="20"/>
+                <w:lang w:val="ca-ES"/>
+              </w:rPr>
+              <w:t>record.</w:t>
+            </w:r>
+            <w:r>
+              <w:rPr>
+                <w:rFonts w:ascii="Open Sans Light" w:eastAsia="Open Sans Light" w:hAnsi="Open Sans Light" w:cs="Open Sans Light"/>
+                <w:noProof/>
+                <w:sz w:val="20"/>
+                <w:szCs w:val="20"/>
+                <w:lang w:val="ca-ES"/>
+              </w:rPr>
+              <w:t>quota_iva»</w:t>
             </w:r>
             <w:r>
               <w:rPr>
@@ -1517,7 +1652,26 @@
                 <w:szCs w:val="20"/>
                 <w:lang w:val="ca-ES"/>
               </w:rPr>
-              <w:t>«Import_total_»</w:t>
+              <w:t>«</w:t>
+            </w:r>
+            <w:r>
+              <w:rPr>
+                <w:rFonts w:ascii="Open Sans Light" w:eastAsia="Open Sans Light" w:hAnsi="Open Sans Light" w:cs="Open Sans Light"/>
+                <w:noProof/>
+                <w:sz w:val="20"/>
+                <w:szCs w:val="20"/>
+              </w:rPr>
+              <w:t>total (base + iva)</w:t>
+            </w:r>
+            <w:r>
+              <w:rPr>
+                <w:rFonts w:ascii="Open Sans Light" w:eastAsia="Open Sans Light" w:hAnsi="Open Sans Light" w:cs="Open Sans Light"/>
+                <w:noProof/>
+                <w:sz w:val="20"/>
+                <w:szCs w:val="20"/>
+                <w:lang w:val="ca-ES"/>
+              </w:rPr>
+              <w:t>»</w:t>
             </w:r>
             <w:r>
               <w:rPr>
@@ -1662,7 +1816,7 @@
                 <w:sz w:val="20"/>
                 <w:szCs w:val="20"/>
               </w:rPr>
-              <w:t>«Termini_dexecució_o_durada_previstaen»</w:t>
+              <w:t>«record.termini_execucio»</w:t>
             </w:r>
             <w:r>
               <w:rPr>
@@ -1797,7 +1951,35 @@
                 <w:szCs w:val="20"/>
                 <w:lang w:val="ca-ES"/>
               </w:rPr>
-              <w:t>«Partida orgànica»</w:t>
+              <w:t>«</w:t>
+            </w:r>
+            <w:r>
+              <w:rPr>
+                <w:rFonts w:ascii="Open Sans Light" w:eastAsia="Open Sans Light" w:hAnsi="Open Sans Light" w:cs="Open Sans Light"/>
+                <w:noProof/>
+                <w:sz w:val="20"/>
+                <w:szCs w:val="20"/>
+              </w:rPr>
+              <w:t>record.partida_</w:t>
+            </w:r>
+            <w:r>
+              <w:rPr>
+                <w:rFonts w:ascii="Open Sans Light" w:eastAsia="Open Sans Light" w:hAnsi="Open Sans Light" w:cs="Open Sans Light"/>
+                <w:noProof/>
+                <w:sz w:val="20"/>
+                <w:szCs w:val="20"/>
+              </w:rPr>
+              <w:t>organica</w:t>
+            </w:r>
+            <w:r>
+              <w:rPr>
+                <w:rFonts w:ascii="Open Sans Light" w:eastAsia="Open Sans Light" w:hAnsi="Open Sans Light" w:cs="Open Sans Light"/>
+                <w:noProof/>
+                <w:sz w:val="20"/>
+                <w:szCs w:val="20"/>
+                <w:lang w:val="ca-ES"/>
+              </w:rPr>
+              <w:t>»</w:t>
             </w:r>
             <w:r>
               <w:rPr>
@@ -1852,7 +2034,7 @@
                 <w:szCs w:val="20"/>
                 <w:lang w:val="ca-ES"/>
               </w:rPr>
-              <w:t xml:space="preserve">«Partida </w:t>
+              <w:t>«</w:t>
             </w:r>
             <w:r>
               <w:rPr>
@@ -1860,7 +2042,15 @@
                 <w:noProof/>
                 <w:sz w:val="20"/>
                 <w:szCs w:val="20"/>
-                <w:lang w:val="ca-ES"/>
+              </w:rPr>
+              <w:t>record.partida_</w:t>
+            </w:r>
+            <w:r>
+              <w:rPr>
+                <w:rFonts w:ascii="Open Sans Light" w:eastAsia="Open Sans Light" w:hAnsi="Open Sans Light" w:cs="Open Sans Light"/>
+                <w:noProof/>
+                <w:sz w:val="20"/>
+                <w:szCs w:val="20"/>
               </w:rPr>
               <w:t>programa</w:t>
             </w:r>
@@ -1927,17 +2117,27 @@
                 <w:szCs w:val="20"/>
                 <w:lang w:val="ca-ES"/>
               </w:rPr>
-              <w:t xml:space="preserve">«Partida </w:t>
-            </w:r>
+              <w:t>«</w:t>
+            </w:r>
+            <w:bookmarkStart w:id="0" w:name="_GoBack"/>
+            <w:bookmarkEnd w:id="0"/>
             <w:r>
               <w:rPr>
                 <w:rFonts w:ascii="Open Sans Light" w:eastAsia="Open Sans Light" w:hAnsi="Open Sans Light" w:cs="Open Sans Light"/>
                 <w:noProof/>
                 <w:sz w:val="20"/>
                 <w:szCs w:val="20"/>
-                <w:lang w:val="ca-ES"/>
-              </w:rPr>
-              <w:t>econòmica</w:t>
+              </w:rPr>
+              <w:t>record.partida_</w:t>
+            </w:r>
+            <w:r>
+              <w:rPr>
+                <w:rFonts w:ascii="Open Sans Light" w:eastAsia="Open Sans Light" w:hAnsi="Open Sans Light" w:cs="Open Sans Light"/>
+                <w:noProof/>
+                <w:sz w:val="20"/>
+                <w:szCs w:val="20"/>
+              </w:rPr>
+              <w:t>economica</w:t>
             </w:r>
             <w:r>
               <w:rPr>
@@ -2031,8 +2231,6 @@
           <w:lang w:val="ca-ES"/>
         </w:rPr>
       </w:pPr>
-      <w:bookmarkStart w:id="0" w:name="_GoBack"/>
-      <w:bookmarkEnd w:id="0"/>
     </w:p>
     <w:p>
       <w:pPr>
@@ -3184,7 +3382,6 @@
   <w:style w:type="character" w:default="1" w:styleId="Fuentedeprrafopredeter">
     <w:name w:val="Default Paragraph Font"/>
     <w:uiPriority w:val="1"/>
-    <w:semiHidden/>
     <w:unhideWhenUsed/>
   </w:style>
   <w:style w:type="table" w:default="1" w:styleId="Tablanormal">
@@ -3537,17 +3734,6 @@
 </file>
 
 <file path=customXml/item2.xml><?xml version="1.0" encoding="utf-8"?>
-<p:properties xmlns:p="http://schemas.microsoft.com/office/2006/metadata/properties" xmlns:xsi="http://www.w3.org/2001/XMLSchema-instance" xmlns:pc="http://schemas.microsoft.com/office/infopath/2007/PartnerControls">
-  <documentManagement>
-    <TaxCatchAll xmlns="108d9c73-5d46-4471-9bd8-029f5de3680f" xsi:nil="true"/>
-    <lcf76f155ced4ddcb4097134ff3c332f xmlns="74cf42d7-5302-4f1c-a14a-4e00bba5b2a8">
-      <Terms xmlns="http://schemas.microsoft.com/office/infopath/2007/PartnerControls"/>
-    </lcf76f155ced4ddcb4097134ff3c332f>
-  </documentManagement>
-</p:properties>
-</file>
-
-<file path=customXml/item3.xml><?xml version="1.0" encoding="utf-8"?>
 <ct:contentTypeSchema xmlns:ct="http://schemas.microsoft.com/office/2006/metadata/contentType" xmlns:ma="http://schemas.microsoft.com/office/2006/metadata/properties/metaAttributes" ct:_="" ma:_="" ma:contentTypeName="Documento" ma:contentTypeID="0x010100BEA9B1C7EBF6D3438CD7ED5E9E199432" ma:contentTypeVersion="14" ma:contentTypeDescription="Crear nuevo documento." ma:contentTypeScope="" ma:versionID="2e283e6bc3a5fbbefccc32c5f809dde4">
   <xsd:schema xmlns:xsd="http://www.w3.org/2001/XMLSchema" xmlns:xs="http://www.w3.org/2001/XMLSchema" xmlns:p="http://schemas.microsoft.com/office/2006/metadata/properties" xmlns:ns2="74cf42d7-5302-4f1c-a14a-4e00bba5b2a8" xmlns:ns3="108d9c73-5d46-4471-9bd8-029f5de3680f" targetNamespace="http://schemas.microsoft.com/office/2006/metadata/properties" ma:root="true" ma:fieldsID="670afdc93dcbe6e64409644886b33f83" ns2:_="" ns3:_="">
     <xsd:import namespace="74cf42d7-5302-4f1c-a14a-4e00bba5b2a8"/>
@@ -3776,6 +3962,17 @@
 </ct:contentTypeSchema>
 </file>
 
+<file path=customXml/item3.xml><?xml version="1.0" encoding="utf-8"?>
+<p:properties xmlns:p="http://schemas.microsoft.com/office/2006/metadata/properties" xmlns:xsi="http://www.w3.org/2001/XMLSchema-instance" xmlns:pc="http://schemas.microsoft.com/office/infopath/2007/PartnerControls">
+  <documentManagement>
+    <TaxCatchAll xmlns="108d9c73-5d46-4471-9bd8-029f5de3680f" xsi:nil="true"/>
+    <lcf76f155ced4ddcb4097134ff3c332f xmlns="74cf42d7-5302-4f1c-a14a-4e00bba5b2a8">
+      <Terms xmlns="http://schemas.microsoft.com/office/infopath/2007/PartnerControls"/>
+    </lcf76f155ced4ddcb4097134ff3c332f>
+  </documentManagement>
+</p:properties>
+</file>
+
 <file path=customXml/itemProps1.xml><?xml version="1.0" encoding="utf-8"?>
 <ds:datastoreItem xmlns:ds="http://schemas.openxmlformats.org/officeDocument/2006/customXml" ds:itemID="{150801C8-2C01-424E-BC6C-56C9B08C462E}">
   <ds:schemaRefs>
@@ -3785,23 +3982,6 @@
 </file>
 
 <file path=customXml/itemProps2.xml><?xml version="1.0" encoding="utf-8"?>
-<ds:datastoreItem xmlns:ds="http://schemas.openxmlformats.org/officeDocument/2006/customXml" ds:itemID="{EF14DB54-CEC9-47B5-A13D-53C8A329E037}">
-  <ds:schemaRefs>
-    <ds:schemaRef ds:uri="http://schemas.microsoft.com/office/2006/metadata/properties"/>
-    <ds:schemaRef ds:uri="http://schemas.microsoft.com/office/2006/documentManagement/types"/>
-    <ds:schemaRef ds:uri="http://purl.org/dc/terms/"/>
-    <ds:schemaRef ds:uri="http://schemas.microsoft.com/office/infopath/2007/PartnerControls"/>
-    <ds:schemaRef ds:uri="74cf42d7-5302-4f1c-a14a-4e00bba5b2a8"/>
-    <ds:schemaRef ds:uri="108d9c73-5d46-4471-9bd8-029f5de3680f"/>
-    <ds:schemaRef ds:uri="http://purl.org/dc/elements/1.1/"/>
-    <ds:schemaRef ds:uri="http://purl.org/dc/dcmitype/"/>
-    <ds:schemaRef ds:uri="http://schemas.openxmlformats.org/package/2006/metadata/core-properties"/>
-    <ds:schemaRef ds:uri="http://www.w3.org/XML/1998/namespace"/>
-  </ds:schemaRefs>
-</ds:datastoreItem>
-</file>
-
-<file path=customXml/itemProps3.xml><?xml version="1.0" encoding="utf-8"?>
 <ds:datastoreItem xmlns:ds="http://schemas.openxmlformats.org/officeDocument/2006/customXml" ds:itemID="{02882DF2-B128-4C90-8FFD-571E4B92AFFE}">
   <ds:schemaRefs>
     <ds:schemaRef ds:uri="http://schemas.microsoft.com/office/2006/metadata/contentType"/>
@@ -3818,4 +3998,21 @@
     <ds:schemaRef ds:uri="http://schemas.microsoft.com/internal/obd"/>
   </ds:schemaRefs>
 </ds:datastoreItem>
+</file>
+
+<file path=customXml/itemProps3.xml><?xml version="1.0" encoding="utf-8"?>
+<ds:datastoreItem xmlns:ds="http://schemas.openxmlformats.org/officeDocument/2006/customXml" ds:itemID="{EF14DB54-CEC9-47B5-A13D-53C8A329E037}">
+  <ds:schemaRefs>
+    <ds:schemaRef ds:uri="http://schemas.microsoft.com/office/2006/metadata/properties"/>
+    <ds:schemaRef ds:uri="http://schemas.microsoft.com/office/2006/documentManagement/types"/>
+    <ds:schemaRef ds:uri="http://purl.org/dc/terms/"/>
+    <ds:schemaRef ds:uri="http://schemas.microsoft.com/office/infopath/2007/PartnerControls"/>
+    <ds:schemaRef ds:uri="74cf42d7-5302-4f1c-a14a-4e00bba5b2a8"/>
+    <ds:schemaRef ds:uri="108d9c73-5d46-4471-9bd8-029f5de3680f"/>
+    <ds:schemaRef ds:uri="http://purl.org/dc/elements/1.1/"/>
+    <ds:schemaRef ds:uri="http://purl.org/dc/dcmitype/"/>
+    <ds:schemaRef ds:uri="http://schemas.openxmlformats.org/package/2006/metadata/core-properties"/>
+    <ds:schemaRef ds:uri="http://www.w3.org/XML/1998/namespace"/>
+  </ds:schemaRefs>
+</ds:datastoreItem>
 </file>
--- a/public/templates/Informe_de_necessitats_AD.docx
+++ b/public/templates/Informe_de_necessitats_AD.docx
@@ -20,18 +20,7 @@
           <w:szCs w:val="20"/>
           <w:lang w:val="ca-ES"/>
         </w:rPr>
-        <w:t xml:space="preserve">Informe relatiu a la despesa realitzada pel procediment de contracte menor </w:t>
-      </w:r>
-      <w:r>
-        <w:rPr>
-          <w:rFonts w:ascii="Open Sans Light" w:eastAsia="Open Sans Light" w:hAnsi="Open Sans Light" w:cs="Open Sans Light"/>
-          <w:b/>
-          <w:bCs/>
-          <w:sz w:val="20"/>
-          <w:szCs w:val="20"/>
-          <w:lang w:val="ca-ES"/>
-        </w:rPr>
-        <w:t>per l’òrgan de contractació</w:t>
+        <w:t>Informe relatiu a la despesa realitzada pel procediment de contracte menor per l’òrgan de contractació</w:t>
       </w:r>
       <w:r>
         <w:rPr>
@@ -245,9 +234,15 @@
         <w:t xml:space="preserve">Responsable </w:t>
       </w:r>
       <w:r>
+        <w:rPr>
+          <w:rFonts w:ascii="Open Sans Light" w:hAnsi="Open Sans Light" w:cs="Open Sans Light"/>
+        </w:rPr>
         <w:tab/>
       </w:r>
       <w:r>
+        <w:rPr>
+          <w:rFonts w:ascii="Open Sans Light" w:hAnsi="Open Sans Light" w:cs="Open Sans Light"/>
+        </w:rPr>
         <w:tab/>
       </w:r>
       <w:r>
@@ -351,6 +346,9 @@
       </w:r>
       <w:proofErr w:type="spellEnd"/>
       <w:r>
+        <w:rPr>
+          <w:rFonts w:ascii="Open Sans Light" w:hAnsi="Open Sans Light" w:cs="Open Sans Light"/>
+        </w:rPr>
         <w:tab/>
       </w:r>
       <w:r>
@@ -459,6 +457,9 @@
         <w:t>Persona de contacte</w:t>
       </w:r>
       <w:r>
+        <w:rPr>
+          <w:rFonts w:ascii="Open Sans Light" w:hAnsi="Open Sans Light" w:cs="Open Sans Light"/>
+        </w:rPr>
         <w:tab/>
       </w:r>
       <w:r>
@@ -562,12 +563,21 @@
         <w:t>mail</w:t>
       </w:r>
       <w:r>
+        <w:rPr>
+          <w:rFonts w:ascii="Open Sans Light" w:hAnsi="Open Sans Light" w:cs="Open Sans Light"/>
+        </w:rPr>
         <w:tab/>
       </w:r>
       <w:r>
+        <w:rPr>
+          <w:rFonts w:ascii="Open Sans Light" w:hAnsi="Open Sans Light" w:cs="Open Sans Light"/>
+        </w:rPr>
         <w:tab/>
       </w:r>
       <w:r>
+        <w:rPr>
+          <w:rFonts w:ascii="Open Sans Light" w:hAnsi="Open Sans Light" w:cs="Open Sans Light"/>
+        </w:rPr>
         <w:tab/>
       </w:r>
       <w:r>
@@ -2094,7 +2104,7 @@
                 <w:sz w:val="20"/>
                 <w:szCs w:val="20"/>
               </w:rPr>
-              <w:t>record.partida_</w:t>
+              <w:t>record.partida_organica</w:t>
             </w:r>
             <w:r>
               <w:rPr>
@@ -2102,8 +2112,54 @@
                 <w:noProof/>
                 <w:sz w:val="20"/>
                 <w:szCs w:val="20"/>
-              </w:rPr>
-              <w:t>organica</w:t>
+                <w:lang w:val="ca-ES"/>
+              </w:rPr>
+              <w:t>}}</w:t>
+            </w:r>
+            <w:r>
+              <w:rPr>
+                <w:rFonts w:ascii="Open Sans Light" w:eastAsia="Open Sans Light" w:hAnsi="Open Sans Light" w:cs="Open Sans Light"/>
+                <w:sz w:val="20"/>
+                <w:szCs w:val="20"/>
+                <w:lang w:val="ca-ES"/>
+              </w:rPr>
+              <w:fldChar w:fldCharType="end"/>
+            </w:r>
+            <w:r>
+              <w:rPr>
+                <w:rFonts w:ascii="Open Sans Light" w:eastAsia="Open Sans Light" w:hAnsi="Open Sans Light" w:cs="Open Sans Light"/>
+                <w:sz w:val="20"/>
+                <w:szCs w:val="20"/>
+                <w:lang w:val="ca-ES"/>
+              </w:rPr>
+              <w:t>.</w:t>
+            </w:r>
+            <w:r>
+              <w:rPr>
+                <w:rFonts w:ascii="Open Sans Light" w:eastAsia="Open Sans Light" w:hAnsi="Open Sans Light" w:cs="Open Sans Light"/>
+                <w:sz w:val="20"/>
+                <w:szCs w:val="20"/>
+                <w:lang w:val="ca-ES"/>
+              </w:rPr>
+              <w:fldChar w:fldCharType="begin"/>
+            </w:r>
+            <w:r>
+              <w:rPr>
+                <w:rFonts w:ascii="Open Sans Light" w:eastAsia="Open Sans Light" w:hAnsi="Open Sans Light" w:cs="Open Sans Light"/>
+                <w:sz w:val="20"/>
+                <w:szCs w:val="20"/>
+                <w:lang w:val="ca-ES"/>
+              </w:rPr>
+              <w:instrText xml:space="preserve"> MERGEFIELD "Aplicació_pressupostària_completa" </w:instrText>
+            </w:r>
+            <w:r>
+              <w:rPr>
+                <w:rFonts w:ascii="Open Sans Light" w:eastAsia="Open Sans Light" w:hAnsi="Open Sans Light" w:cs="Open Sans Light"/>
+                <w:sz w:val="20"/>
+                <w:szCs w:val="20"/>
+                <w:lang w:val="ca-ES"/>
+              </w:rPr>
+              <w:fldChar w:fldCharType="separate"/>
             </w:r>
             <w:r>
               <w:rPr>
@@ -2113,6 +2169,25 @@
                 <w:szCs w:val="20"/>
                 <w:lang w:val="ca-ES"/>
               </w:rPr>
+              <w:t>{{</w:t>
+            </w:r>
+            <w:r>
+              <w:rPr>
+                <w:rFonts w:ascii="Open Sans Light" w:eastAsia="Open Sans Light" w:hAnsi="Open Sans Light" w:cs="Open Sans Light"/>
+                <w:noProof/>
+                <w:sz w:val="20"/>
+                <w:szCs w:val="20"/>
+              </w:rPr>
+              <w:t>record.partida_programa</w:t>
+            </w:r>
+            <w:r>
+              <w:rPr>
+                <w:rFonts w:ascii="Open Sans Light" w:eastAsia="Open Sans Light" w:hAnsi="Open Sans Light" w:cs="Open Sans Light"/>
+                <w:noProof/>
+                <w:sz w:val="20"/>
+                <w:szCs w:val="20"/>
+                <w:lang w:val="ca-ES"/>
+              </w:rPr>
               <w:t>}}</w:t>
             </w:r>
             <w:r>
@@ -2177,99 +2252,7 @@
                 <w:sz w:val="20"/>
                 <w:szCs w:val="20"/>
               </w:rPr>
-              <w:t>record.partida_</w:t>
-            </w:r>
-            <w:r>
-              <w:rPr>
-                <w:rFonts w:ascii="Open Sans Light" w:eastAsia="Open Sans Light" w:hAnsi="Open Sans Light" w:cs="Open Sans Light"/>
-                <w:noProof/>
-                <w:sz w:val="20"/>
-                <w:szCs w:val="20"/>
-              </w:rPr>
-              <w:t>programa</w:t>
-            </w:r>
-            <w:r>
-              <w:rPr>
-                <w:rFonts w:ascii="Open Sans Light" w:eastAsia="Open Sans Light" w:hAnsi="Open Sans Light" w:cs="Open Sans Light"/>
-                <w:noProof/>
-                <w:sz w:val="20"/>
-                <w:szCs w:val="20"/>
-                <w:lang w:val="ca-ES"/>
-              </w:rPr>
-              <w:t>}}</w:t>
-            </w:r>
-            <w:r>
-              <w:rPr>
-                <w:rFonts w:ascii="Open Sans Light" w:eastAsia="Open Sans Light" w:hAnsi="Open Sans Light" w:cs="Open Sans Light"/>
-                <w:sz w:val="20"/>
-                <w:szCs w:val="20"/>
-                <w:lang w:val="ca-ES"/>
-              </w:rPr>
-              <w:fldChar w:fldCharType="end"/>
-            </w:r>
-            <w:r>
-              <w:rPr>
-                <w:rFonts w:ascii="Open Sans Light" w:eastAsia="Open Sans Light" w:hAnsi="Open Sans Light" w:cs="Open Sans Light"/>
-                <w:sz w:val="20"/>
-                <w:szCs w:val="20"/>
-                <w:lang w:val="ca-ES"/>
-              </w:rPr>
-              <w:t>.</w:t>
-            </w:r>
-            <w:r>
-              <w:rPr>
-                <w:rFonts w:ascii="Open Sans Light" w:eastAsia="Open Sans Light" w:hAnsi="Open Sans Light" w:cs="Open Sans Light"/>
-                <w:sz w:val="20"/>
-                <w:szCs w:val="20"/>
-                <w:lang w:val="ca-ES"/>
-              </w:rPr>
-              <w:fldChar w:fldCharType="begin"/>
-            </w:r>
-            <w:r>
-              <w:rPr>
-                <w:rFonts w:ascii="Open Sans Light" w:eastAsia="Open Sans Light" w:hAnsi="Open Sans Light" w:cs="Open Sans Light"/>
-                <w:sz w:val="20"/>
-                <w:szCs w:val="20"/>
-                <w:lang w:val="ca-ES"/>
-              </w:rPr>
-              <w:instrText xml:space="preserve"> MERGEFIELD "Aplicació_pressupostària_completa" </w:instrText>
-            </w:r>
-            <w:r>
-              <w:rPr>
-                <w:rFonts w:ascii="Open Sans Light" w:eastAsia="Open Sans Light" w:hAnsi="Open Sans Light" w:cs="Open Sans Light"/>
-                <w:sz w:val="20"/>
-                <w:szCs w:val="20"/>
-                <w:lang w:val="ca-ES"/>
-              </w:rPr>
-              <w:fldChar w:fldCharType="separate"/>
-            </w:r>
-            <w:r>
-              <w:rPr>
-                <w:rFonts w:ascii="Open Sans Light" w:eastAsia="Open Sans Light" w:hAnsi="Open Sans Light" w:cs="Open Sans Light"/>
-                <w:noProof/>
-                <w:sz w:val="20"/>
-                <w:szCs w:val="20"/>
-                <w:lang w:val="ca-ES"/>
-              </w:rPr>
-              <w:t>{{</w:t>
-            </w:r>
-            <w:r>
-              <w:rPr>
-                <w:rFonts w:ascii="Open Sans Light" w:eastAsia="Open Sans Light" w:hAnsi="Open Sans Light" w:cs="Open Sans Light"/>
-                <w:noProof/>
-                <w:sz w:val="20"/>
-                <w:szCs w:val="20"/>
-              </w:rPr>
-              <w:t>record.partida_</w:t>
-            </w:r>
-            <w:r>
-              <w:rPr>
-                <w:rFonts w:ascii="Open Sans Light" w:eastAsia="Open Sans Light" w:hAnsi="Open Sans Light" w:cs="Open Sans Light"/>
-                <w:noProof/>
-                <w:sz w:val="20"/>
-                <w:szCs w:val="20"/>
-              </w:rPr>
-              <w:t>economica</w:t>
+              <w:t>record.partida_economica</w:t>
             </w:r>
             <w:r>
               <w:rPr>
@@ -2841,7 +2824,19 @@
           <w:szCs w:val="20"/>
           <w:lang w:val="ca-ES"/>
         </w:rPr>
-        <w:t>118 de la Llei 9/2017, de 8 de novembre, de contractes del sector públic, per la que es</w:t>
+        <w:t>118 de la Llei 9/2017, de 8 de novembre, de c</w:t>
+      </w:r>
+      <w:bookmarkStart w:id="0" w:name="_GoBack"/>
+      <w:bookmarkEnd w:id="0"/>
+      <w:r>
+        <w:rPr>
+          <w:rFonts w:ascii="Open Sans Light" w:eastAsia="Open Sans Light" w:hAnsi="Open Sans Light" w:cs="Open Sans Light"/>
+          <w:i/>
+          <w:sz w:val="20"/>
+          <w:szCs w:val="20"/>
+          <w:lang w:val="ca-ES"/>
+        </w:rPr>
+        <w:t>ontractes del sector públic, per la que es</w:t>
       </w:r>
     </w:p>
     <w:p>
@@ -2887,7 +2882,27 @@
           <w:szCs w:val="20"/>
           <w:lang w:val="ca-ES"/>
         </w:rPr>
-        <w:t>2014/23/UE i 2014/24/UE, de 26 de febrer de 2014.L’exempció de fiscalització prèvia dels</w:t>
+        <w:t>2014/23/UE i 2014/24/UE, de 26 de febrer de 2014.</w:t>
+      </w:r>
+      <w:r>
+        <w:rPr>
+          <w:rFonts w:ascii="Open Sans Light" w:eastAsia="Open Sans Light" w:hAnsi="Open Sans Light" w:cs="Open Sans Light"/>
+          <w:i/>
+          <w:sz w:val="20"/>
+          <w:szCs w:val="20"/>
+          <w:lang w:val="ca-ES"/>
+        </w:rPr>
+        <w:t xml:space="preserve"> </w:t>
+      </w:r>
+      <w:r>
+        <w:rPr>
+          <w:rFonts w:ascii="Open Sans Light" w:eastAsia="Open Sans Light" w:hAnsi="Open Sans Light" w:cs="Open Sans Light"/>
+          <w:i/>
+          <w:sz w:val="20"/>
+          <w:szCs w:val="20"/>
+          <w:lang w:val="ca-ES"/>
+        </w:rPr>
+        <w:t>L’exempció de fiscalització prèvia dels</w:t>
       </w:r>
     </w:p>
     <w:p>
@@ -2942,48 +2957,1869 @@
         <w:jc w:val="both"/>
         <w:rPr>
           <w:rFonts w:ascii="Open Sans Light" w:eastAsia="Open Sans Light" w:hAnsi="Open Sans Light" w:cs="Open Sans Light"/>
-          <w:sz w:val="20"/>
-          <w:szCs w:val="20"/>
-        </w:rPr>
-      </w:pPr>
+          <w:i/>
+          <w:sz w:val="20"/>
+          <w:szCs w:val="20"/>
+          <w:lang w:val="ca-ES"/>
+        </w:rPr>
+      </w:pPr>
+    </w:p>
+    <w:p>
+      <w:pPr>
+        <w:pStyle w:val="Default"/>
+        <w:jc w:val="both"/>
+        <w:rPr>
+          <w:rFonts w:ascii="Open Sans Light" w:hAnsi="Open Sans Light" w:cs="Open Sans Light"/>
+          <w:b/>
+          <w:sz w:val="20"/>
+          <w:szCs w:val="20"/>
+        </w:rPr>
+      </w:pPr>
+      <w:proofErr w:type="spellStart"/>
+      <w:r>
+        <w:rPr>
+          <w:rFonts w:ascii="Open Sans Light" w:hAnsi="Open Sans Light" w:cs="Open Sans Light"/>
+          <w:b/>
+          <w:sz w:val="20"/>
+          <w:szCs w:val="20"/>
+        </w:rPr>
+        <w:t>Sol·licituds</w:t>
+      </w:r>
+      <w:proofErr w:type="spellEnd"/>
+      <w:r>
+        <w:rPr>
+          <w:rFonts w:ascii="Open Sans Light" w:hAnsi="Open Sans Light" w:cs="Open Sans Light"/>
+          <w:b/>
+          <w:sz w:val="20"/>
+          <w:szCs w:val="20"/>
+        </w:rPr>
+        <w:t xml:space="preserve"> </w:t>
+      </w:r>
+      <w:proofErr w:type="spellStart"/>
+      <w:r>
+        <w:rPr>
+          <w:rFonts w:ascii="Open Sans Light" w:hAnsi="Open Sans Light" w:cs="Open Sans Light"/>
+          <w:b/>
+          <w:sz w:val="20"/>
+          <w:szCs w:val="20"/>
+        </w:rPr>
+        <w:t>d’ofertes</w:t>
+      </w:r>
+      <w:proofErr w:type="spellEnd"/>
+    </w:p>
+    <w:p>
+      <w:pPr>
+        <w:pStyle w:val="Default"/>
+        <w:jc w:val="both"/>
+        <w:rPr>
+          <w:rFonts w:ascii="Open Sans Light" w:hAnsi="Open Sans Light" w:cs="Open Sans Light"/>
+          <w:sz w:val="20"/>
+          <w:szCs w:val="20"/>
+        </w:rPr>
+      </w:pPr>
+    </w:p>
+    <w:p>
+      <w:pPr>
+        <w:pStyle w:val="Default"/>
+        <w:rPr>
+          <w:rFonts w:ascii="Open Sans Light" w:hAnsi="Open Sans Light" w:cs="Open Sans Light"/>
+          <w:sz w:val="20"/>
+          <w:szCs w:val="20"/>
+        </w:rPr>
+      </w:pPr>
+      <w:proofErr w:type="spellStart"/>
+      <w:r>
+        <w:rPr>
+          <w:rFonts w:ascii="Open Sans Light" w:hAnsi="Open Sans Light" w:cs="Open Sans Light"/>
+          <w:sz w:val="20"/>
+          <w:szCs w:val="20"/>
+        </w:rPr>
+        <w:t>Aquesta</w:t>
+      </w:r>
+      <w:proofErr w:type="spellEnd"/>
+      <w:r>
+        <w:rPr>
+          <w:rFonts w:ascii="Open Sans Light" w:hAnsi="Open Sans Light" w:cs="Open Sans Light"/>
+          <w:sz w:val="20"/>
+          <w:szCs w:val="20"/>
+        </w:rPr>
+        <w:t xml:space="preserve"> </w:t>
+      </w:r>
+      <w:proofErr w:type="spellStart"/>
+      <w:r>
+        <w:rPr>
+          <w:rFonts w:ascii="Open Sans Light" w:hAnsi="Open Sans Light" w:cs="Open Sans Light"/>
+          <w:sz w:val="20"/>
+          <w:szCs w:val="20"/>
+        </w:rPr>
+        <w:t>licitació</w:t>
+      </w:r>
+      <w:proofErr w:type="spellEnd"/>
+      <w:r>
+        <w:rPr>
+          <w:rFonts w:ascii="Open Sans Light" w:hAnsi="Open Sans Light" w:cs="Open Sans Light"/>
+          <w:sz w:val="20"/>
+          <w:szCs w:val="20"/>
+        </w:rPr>
+        <w:t xml:space="preserve"> es </w:t>
+      </w:r>
+      <w:proofErr w:type="spellStart"/>
+      <w:r>
+        <w:rPr>
+          <w:rFonts w:ascii="Open Sans Light" w:hAnsi="Open Sans Light" w:cs="Open Sans Light"/>
+          <w:sz w:val="20"/>
+          <w:szCs w:val="20"/>
+        </w:rPr>
+        <w:t>publicarà</w:t>
+      </w:r>
+      <w:proofErr w:type="spellEnd"/>
+      <w:r>
+        <w:rPr>
+          <w:rFonts w:ascii="Open Sans Light" w:hAnsi="Open Sans Light" w:cs="Open Sans Light"/>
+          <w:sz w:val="20"/>
+          <w:szCs w:val="20"/>
+        </w:rPr>
+        <w:t xml:space="preserve"> al </w:t>
+      </w:r>
+      <w:proofErr w:type="spellStart"/>
+      <w:r>
+        <w:rPr>
+          <w:rFonts w:ascii="Open Sans Light" w:hAnsi="Open Sans Light" w:cs="Open Sans Light"/>
+          <w:sz w:val="20"/>
+          <w:szCs w:val="20"/>
+        </w:rPr>
+        <w:t>tauler</w:t>
+      </w:r>
+      <w:proofErr w:type="spellEnd"/>
+      <w:r>
+        <w:rPr>
+          <w:rFonts w:ascii="Open Sans Light" w:hAnsi="Open Sans Light" w:cs="Open Sans Light"/>
+          <w:sz w:val="20"/>
+          <w:szCs w:val="20"/>
+        </w:rPr>
+        <w:t xml:space="preserve"> </w:t>
+      </w:r>
+      <w:proofErr w:type="spellStart"/>
+      <w:r>
+        <w:rPr>
+          <w:rFonts w:ascii="Open Sans Light" w:hAnsi="Open Sans Light" w:cs="Open Sans Light"/>
+          <w:sz w:val="20"/>
+          <w:szCs w:val="20"/>
+        </w:rPr>
+        <w:t>d’edictes</w:t>
+      </w:r>
+      <w:proofErr w:type="spellEnd"/>
+      <w:r>
+        <w:rPr>
+          <w:rFonts w:ascii="Open Sans Light" w:hAnsi="Open Sans Light" w:cs="Open Sans Light"/>
+          <w:sz w:val="20"/>
+          <w:szCs w:val="20"/>
+        </w:rPr>
+        <w:t xml:space="preserve"> a </w:t>
+      </w:r>
+      <w:proofErr w:type="spellStart"/>
+      <w:r>
+        <w:rPr>
+          <w:rFonts w:ascii="Open Sans Light" w:hAnsi="Open Sans Light" w:cs="Open Sans Light"/>
+          <w:sz w:val="20"/>
+          <w:szCs w:val="20"/>
+        </w:rPr>
+        <w:t>l’apartat</w:t>
+      </w:r>
+      <w:proofErr w:type="spellEnd"/>
+      <w:r>
+        <w:rPr>
+          <w:rFonts w:ascii="Open Sans Light" w:hAnsi="Open Sans Light" w:cs="Open Sans Light"/>
+          <w:sz w:val="20"/>
+          <w:szCs w:val="20"/>
+        </w:rPr>
+        <w:t xml:space="preserve"> «contractes </w:t>
+      </w:r>
+      <w:proofErr w:type="spellStart"/>
+      <w:r>
+        <w:rPr>
+          <w:rFonts w:ascii="Open Sans Light" w:hAnsi="Open Sans Light" w:cs="Open Sans Light"/>
+          <w:sz w:val="20"/>
+          <w:szCs w:val="20"/>
+        </w:rPr>
+        <w:t>menors</w:t>
+      </w:r>
+      <w:proofErr w:type="spellEnd"/>
+      <w:r>
+        <w:rPr>
+          <w:rFonts w:ascii="Open Sans Light" w:hAnsi="Open Sans Light" w:cs="Open Sans Light"/>
+          <w:sz w:val="20"/>
+          <w:szCs w:val="20"/>
+        </w:rPr>
+        <w:t xml:space="preserve">», </w:t>
+      </w:r>
+      <w:proofErr w:type="spellStart"/>
+      <w:r>
+        <w:rPr>
+          <w:rFonts w:ascii="Open Sans Light" w:hAnsi="Open Sans Light" w:cs="Open Sans Light"/>
+          <w:sz w:val="20"/>
+          <w:szCs w:val="20"/>
+        </w:rPr>
+        <w:t>durant</w:t>
+      </w:r>
+      <w:proofErr w:type="spellEnd"/>
+      <w:r>
+        <w:rPr>
+          <w:rFonts w:ascii="Open Sans Light" w:hAnsi="Open Sans Light" w:cs="Open Sans Light"/>
+          <w:sz w:val="20"/>
+          <w:szCs w:val="20"/>
+        </w:rPr>
+        <w:t xml:space="preserve"> un </w:t>
+      </w:r>
+      <w:proofErr w:type="spellStart"/>
+      <w:r>
+        <w:rPr>
+          <w:rFonts w:ascii="Open Sans Light" w:hAnsi="Open Sans Light" w:cs="Open Sans Light"/>
+          <w:sz w:val="20"/>
+          <w:szCs w:val="20"/>
+        </w:rPr>
+        <w:t>termini</w:t>
+      </w:r>
+      <w:proofErr w:type="spellEnd"/>
+      <w:r>
+        <w:rPr>
+          <w:rFonts w:ascii="Open Sans Light" w:hAnsi="Open Sans Light" w:cs="Open Sans Light"/>
+          <w:sz w:val="20"/>
+          <w:szCs w:val="20"/>
+        </w:rPr>
+        <w:t xml:space="preserve"> de </w:t>
+      </w:r>
+      <w:r>
+        <w:rPr>
+          <w:rFonts w:ascii="Open Sans Light" w:hAnsi="Open Sans Light" w:cs="Open Sans Light"/>
+          <w:sz w:val="20"/>
+          <w:szCs w:val="20"/>
+        </w:rPr>
+        <w:t>5</w:t>
+      </w:r>
+      <w:r>
+        <w:rPr>
+          <w:rFonts w:ascii="Open Sans Light" w:hAnsi="Open Sans Light" w:cs="Open Sans Light"/>
+          <w:sz w:val="20"/>
+          <w:szCs w:val="20"/>
+        </w:rPr>
+        <w:t xml:space="preserve"> </w:t>
+      </w:r>
+      <w:proofErr w:type="spellStart"/>
+      <w:r>
+        <w:rPr>
+          <w:rFonts w:ascii="Open Sans Light" w:hAnsi="Open Sans Light" w:cs="Open Sans Light"/>
+          <w:sz w:val="20"/>
+          <w:szCs w:val="20"/>
+        </w:rPr>
+        <w:t>dies</w:t>
+      </w:r>
+      <w:proofErr w:type="spellEnd"/>
+      <w:r>
+        <w:rPr>
+          <w:rFonts w:ascii="Open Sans Light" w:hAnsi="Open Sans Light" w:cs="Open Sans Light"/>
+          <w:sz w:val="20"/>
+          <w:szCs w:val="20"/>
+        </w:rPr>
+        <w:t xml:space="preserve"> </w:t>
+      </w:r>
+      <w:proofErr w:type="spellStart"/>
+      <w:r>
+        <w:rPr>
+          <w:rFonts w:ascii="Open Sans Light" w:hAnsi="Open Sans Light" w:cs="Open Sans Light"/>
+          <w:sz w:val="20"/>
+          <w:szCs w:val="20"/>
+        </w:rPr>
+        <w:t>hàbils</w:t>
+      </w:r>
+      <w:proofErr w:type="spellEnd"/>
+      <w:r>
+        <w:rPr>
+          <w:rFonts w:ascii="Open Sans Light" w:hAnsi="Open Sans Light" w:cs="Open Sans Light"/>
+          <w:sz w:val="20"/>
+          <w:szCs w:val="20"/>
+        </w:rPr>
+        <w:t xml:space="preserve">, que </w:t>
+      </w:r>
+      <w:proofErr w:type="spellStart"/>
+      <w:r>
+        <w:rPr>
+          <w:rFonts w:ascii="Open Sans Light" w:hAnsi="Open Sans Light" w:cs="Open Sans Light"/>
+          <w:sz w:val="20"/>
+          <w:szCs w:val="20"/>
+        </w:rPr>
+        <w:t>determinarà</w:t>
+      </w:r>
+      <w:proofErr w:type="spellEnd"/>
+      <w:r>
+        <w:rPr>
+          <w:rFonts w:ascii="Open Sans Light" w:hAnsi="Open Sans Light" w:cs="Open Sans Light"/>
+          <w:sz w:val="20"/>
+          <w:szCs w:val="20"/>
+        </w:rPr>
+        <w:t xml:space="preserve"> el </w:t>
+      </w:r>
+      <w:proofErr w:type="spellStart"/>
+      <w:r>
+        <w:rPr>
+          <w:rFonts w:ascii="Open Sans Light" w:hAnsi="Open Sans Light" w:cs="Open Sans Light"/>
+          <w:sz w:val="20"/>
+          <w:szCs w:val="20"/>
+        </w:rPr>
+        <w:t>termini</w:t>
+      </w:r>
+      <w:proofErr w:type="spellEnd"/>
+      <w:r>
+        <w:rPr>
+          <w:rFonts w:ascii="Open Sans Light" w:hAnsi="Open Sans Light" w:cs="Open Sans Light"/>
+          <w:sz w:val="20"/>
+          <w:szCs w:val="20"/>
+        </w:rPr>
+        <w:t xml:space="preserve"> de </w:t>
+      </w:r>
+      <w:proofErr w:type="spellStart"/>
+      <w:r>
+        <w:rPr>
+          <w:rFonts w:ascii="Open Sans Light" w:hAnsi="Open Sans Light" w:cs="Open Sans Light"/>
+          <w:sz w:val="20"/>
+          <w:szCs w:val="20"/>
+        </w:rPr>
+        <w:t>presentació</w:t>
+      </w:r>
+      <w:proofErr w:type="spellEnd"/>
+      <w:r>
+        <w:rPr>
+          <w:rFonts w:ascii="Open Sans Light" w:hAnsi="Open Sans Light" w:cs="Open Sans Light"/>
+          <w:sz w:val="20"/>
+          <w:szCs w:val="20"/>
+        </w:rPr>
+        <w:t xml:space="preserve"> </w:t>
+      </w:r>
+      <w:proofErr w:type="spellStart"/>
+      <w:r>
+        <w:rPr>
+          <w:rFonts w:ascii="Open Sans Light" w:hAnsi="Open Sans Light" w:cs="Open Sans Light"/>
+          <w:sz w:val="20"/>
+          <w:szCs w:val="20"/>
+        </w:rPr>
+        <w:t>d’ofertes</w:t>
+      </w:r>
+      <w:proofErr w:type="spellEnd"/>
+      <w:r>
+        <w:rPr>
+          <w:rFonts w:ascii="Open Sans Light" w:hAnsi="Open Sans Light" w:cs="Open Sans Light"/>
+          <w:sz w:val="20"/>
+          <w:szCs w:val="20"/>
+        </w:rPr>
+        <w:t xml:space="preserve">. </w:t>
+      </w:r>
+      <w:hyperlink r:id="rId9" w:history="1">
+        <w:proofErr w:type="spellStart"/>
+        <w:r>
+          <w:rPr>
+            <w:rStyle w:val="Hipervnculo"/>
+            <w:rFonts w:ascii="Open Sans Light" w:hAnsi="Open Sans Light" w:cs="Open Sans Light"/>
+            <w:sz w:val="20"/>
+            <w:szCs w:val="20"/>
+          </w:rPr>
+          <w:t>Enllaç</w:t>
+        </w:r>
+        <w:proofErr w:type="spellEnd"/>
+        <w:r>
+          <w:rPr>
+            <w:rStyle w:val="Hipervnculo"/>
+            <w:rFonts w:ascii="Open Sans Light" w:hAnsi="Open Sans Light" w:cs="Open Sans Light"/>
+            <w:sz w:val="20"/>
+            <w:szCs w:val="20"/>
+          </w:rPr>
+          <w:t xml:space="preserve"> al </w:t>
+        </w:r>
+        <w:proofErr w:type="spellStart"/>
+        <w:r>
+          <w:rPr>
+            <w:rStyle w:val="Hipervnculo"/>
+            <w:rFonts w:ascii="Open Sans Light" w:hAnsi="Open Sans Light" w:cs="Open Sans Light"/>
+            <w:sz w:val="20"/>
+            <w:szCs w:val="20"/>
+          </w:rPr>
+          <w:t>tauler</w:t>
+        </w:r>
+        <w:proofErr w:type="spellEnd"/>
+        <w:r>
+          <w:rPr>
+            <w:rStyle w:val="Hipervnculo"/>
+            <w:rFonts w:ascii="Open Sans Light" w:hAnsi="Open Sans Light" w:cs="Open Sans Light"/>
+            <w:sz w:val="20"/>
+            <w:szCs w:val="20"/>
+          </w:rPr>
+          <w:t xml:space="preserve"> </w:t>
+        </w:r>
+        <w:proofErr w:type="spellStart"/>
+        <w:r>
+          <w:rPr>
+            <w:rStyle w:val="Hipervnculo"/>
+            <w:rFonts w:ascii="Open Sans Light" w:hAnsi="Open Sans Light" w:cs="Open Sans Light"/>
+            <w:sz w:val="20"/>
+            <w:szCs w:val="20"/>
+          </w:rPr>
+          <w:t>d'anuncis</w:t>
+        </w:r>
+        <w:proofErr w:type="spellEnd"/>
+      </w:hyperlink>
+    </w:p>
+    <w:p>
+      <w:pPr>
+        <w:pStyle w:val="Default"/>
+        <w:jc w:val="both"/>
+        <w:rPr>
+          <w:rFonts w:ascii="Open Sans Light" w:hAnsi="Open Sans Light" w:cs="Open Sans Light"/>
+          <w:sz w:val="20"/>
+          <w:szCs w:val="20"/>
+        </w:rPr>
+      </w:pPr>
+      <w:r>
+        <w:rPr>
+          <w:rFonts w:ascii="Open Sans Light" w:hAnsi="Open Sans Light" w:cs="Open Sans Light"/>
+          <w:sz w:val="20"/>
+          <w:szCs w:val="20"/>
+        </w:rPr>
+        <w:t xml:space="preserve">Les ofertes per participar en </w:t>
+      </w:r>
+      <w:proofErr w:type="spellStart"/>
+      <w:r>
+        <w:rPr>
+          <w:rFonts w:ascii="Open Sans Light" w:hAnsi="Open Sans Light" w:cs="Open Sans Light"/>
+          <w:sz w:val="20"/>
+          <w:szCs w:val="20"/>
+        </w:rPr>
+        <w:t>aquesta</w:t>
+      </w:r>
+      <w:proofErr w:type="spellEnd"/>
+      <w:r>
+        <w:rPr>
+          <w:rFonts w:ascii="Open Sans Light" w:hAnsi="Open Sans Light" w:cs="Open Sans Light"/>
+          <w:sz w:val="20"/>
+          <w:szCs w:val="20"/>
+        </w:rPr>
+        <w:t xml:space="preserve"> </w:t>
+      </w:r>
+      <w:proofErr w:type="spellStart"/>
+      <w:r>
+        <w:rPr>
+          <w:rFonts w:ascii="Open Sans Light" w:hAnsi="Open Sans Light" w:cs="Open Sans Light"/>
+          <w:sz w:val="20"/>
+          <w:szCs w:val="20"/>
+        </w:rPr>
+        <w:t>licitació</w:t>
+      </w:r>
+      <w:proofErr w:type="spellEnd"/>
+      <w:r>
+        <w:rPr>
+          <w:rFonts w:ascii="Open Sans Light" w:hAnsi="Open Sans Light" w:cs="Open Sans Light"/>
+          <w:sz w:val="20"/>
+          <w:szCs w:val="20"/>
+        </w:rPr>
+        <w:t xml:space="preserve"> </w:t>
+      </w:r>
+      <w:proofErr w:type="spellStart"/>
+      <w:r>
+        <w:rPr>
+          <w:rFonts w:ascii="Open Sans Light" w:hAnsi="Open Sans Light" w:cs="Open Sans Light"/>
+          <w:sz w:val="20"/>
+          <w:szCs w:val="20"/>
+        </w:rPr>
+        <w:t>s'han</w:t>
+      </w:r>
+      <w:proofErr w:type="spellEnd"/>
+      <w:r>
+        <w:rPr>
+          <w:rFonts w:ascii="Open Sans Light" w:hAnsi="Open Sans Light" w:cs="Open Sans Light"/>
+          <w:sz w:val="20"/>
+          <w:szCs w:val="20"/>
+        </w:rPr>
+        <w:t xml:space="preserve"> de presentar a la </w:t>
+      </w:r>
+      <w:proofErr w:type="spellStart"/>
+      <w:r>
+        <w:rPr>
+          <w:rFonts w:ascii="Open Sans Light" w:hAnsi="Open Sans Light" w:cs="Open Sans Light"/>
+          <w:sz w:val="20"/>
+          <w:szCs w:val="20"/>
+        </w:rPr>
+        <w:t>seu</w:t>
+      </w:r>
+      <w:proofErr w:type="spellEnd"/>
+      <w:r>
+        <w:rPr>
+          <w:rFonts w:ascii="Open Sans Light" w:hAnsi="Open Sans Light" w:cs="Open Sans Light"/>
+          <w:sz w:val="20"/>
+          <w:szCs w:val="20"/>
+        </w:rPr>
+        <w:t xml:space="preserve"> </w:t>
+      </w:r>
+      <w:proofErr w:type="spellStart"/>
+      <w:r>
+        <w:rPr>
+          <w:rFonts w:ascii="Open Sans Light" w:hAnsi="Open Sans Light" w:cs="Open Sans Light"/>
+          <w:sz w:val="20"/>
+          <w:szCs w:val="20"/>
+        </w:rPr>
+        <w:t>electrònica</w:t>
+      </w:r>
+      <w:proofErr w:type="spellEnd"/>
+      <w:r>
+        <w:rPr>
+          <w:rFonts w:ascii="Open Sans Light" w:hAnsi="Open Sans Light" w:cs="Open Sans Light"/>
+          <w:sz w:val="20"/>
+          <w:szCs w:val="20"/>
+        </w:rPr>
+        <w:t>. (</w:t>
+      </w:r>
+      <w:proofErr w:type="spellStart"/>
+      <w:r>
+        <w:rPr>
+          <w:rFonts w:ascii="Open Sans Light" w:hAnsi="Open Sans Light" w:cs="Open Sans Light"/>
+          <w:sz w:val="20"/>
+          <w:szCs w:val="20"/>
+        </w:rPr>
+        <w:t>procediment</w:t>
+      </w:r>
+      <w:proofErr w:type="spellEnd"/>
+      <w:r>
+        <w:rPr>
+          <w:rFonts w:ascii="Open Sans Light" w:hAnsi="Open Sans Light" w:cs="Open Sans Light"/>
+          <w:sz w:val="20"/>
+          <w:szCs w:val="20"/>
+        </w:rPr>
+        <w:t xml:space="preserve"> 84335 "presentación de </w:t>
+      </w:r>
+      <w:r>
+        <w:rPr>
+          <w:rFonts w:ascii="Open Sans Light" w:hAnsi="Open Sans Light" w:cs="Open Sans Light"/>
+          <w:sz w:val="20"/>
+          <w:szCs w:val="20"/>
+        </w:rPr>
+        <w:t xml:space="preserve">oferta para un contrato menor"). </w:t>
+      </w:r>
+    </w:p>
+    <w:p>
+      <w:pPr>
+        <w:pStyle w:val="Default"/>
+        <w:jc w:val="both"/>
+        <w:rPr>
+          <w:rFonts w:ascii="Open Sans Light" w:hAnsi="Open Sans Light" w:cs="Open Sans Light"/>
+          <w:color w:val="00007F"/>
+          <w:sz w:val="20"/>
+          <w:szCs w:val="20"/>
+        </w:rPr>
+      </w:pPr>
+      <w:proofErr w:type="spellStart"/>
+      <w:r>
+        <w:rPr>
+          <w:rFonts w:ascii="Open Sans Light" w:hAnsi="Open Sans Light" w:cs="Open Sans Light"/>
+          <w:sz w:val="20"/>
+          <w:szCs w:val="20"/>
+        </w:rPr>
+        <w:t>Enllaç</w:t>
+      </w:r>
+      <w:proofErr w:type="spellEnd"/>
+      <w:r>
+        <w:rPr>
+          <w:rFonts w:ascii="Open Sans Light" w:hAnsi="Open Sans Light" w:cs="Open Sans Light"/>
+          <w:sz w:val="20"/>
+          <w:szCs w:val="20"/>
+        </w:rPr>
+        <w:t xml:space="preserve"> a la </w:t>
+      </w:r>
+      <w:proofErr w:type="spellStart"/>
+      <w:r>
+        <w:rPr>
+          <w:rFonts w:ascii="Open Sans Light" w:hAnsi="Open Sans Light" w:cs="Open Sans Light"/>
+          <w:sz w:val="20"/>
+          <w:szCs w:val="20"/>
+        </w:rPr>
+        <w:t>seu</w:t>
+      </w:r>
+      <w:proofErr w:type="spellEnd"/>
+      <w:r>
+        <w:rPr>
+          <w:rFonts w:ascii="Open Sans Light" w:hAnsi="Open Sans Light" w:cs="Open Sans Light"/>
+          <w:sz w:val="20"/>
+          <w:szCs w:val="20"/>
+        </w:rPr>
+        <w:t xml:space="preserve"> </w:t>
+      </w:r>
+      <w:proofErr w:type="spellStart"/>
+      <w:r>
+        <w:rPr>
+          <w:rFonts w:ascii="Open Sans Light" w:hAnsi="Open Sans Light" w:cs="Open Sans Light"/>
+          <w:sz w:val="20"/>
+          <w:szCs w:val="20"/>
+        </w:rPr>
+        <w:t>electrònica</w:t>
+      </w:r>
+      <w:proofErr w:type="spellEnd"/>
+      <w:r>
+        <w:rPr>
+          <w:rFonts w:ascii="Open Sans Light" w:hAnsi="Open Sans Light" w:cs="Open Sans Light"/>
+          <w:sz w:val="20"/>
+          <w:szCs w:val="20"/>
+        </w:rPr>
+        <w:t xml:space="preserve"> </w:t>
+      </w:r>
+      <w:hyperlink r:id="rId10" w:history="1">
+        <w:proofErr w:type="spellStart"/>
+        <w:r>
+          <w:rPr>
+            <w:rStyle w:val="Hipervnculo"/>
+            <w:rFonts w:ascii="Open Sans Light" w:hAnsi="Open Sans Light" w:cs="Open Sans Light"/>
+            <w:sz w:val="20"/>
+            <w:szCs w:val="20"/>
+          </w:rPr>
+          <w:t>Procediment</w:t>
+        </w:r>
+        <w:proofErr w:type="spellEnd"/>
+        <w:r>
+          <w:rPr>
+            <w:rStyle w:val="Hipervnculo"/>
+            <w:rFonts w:ascii="Open Sans Light" w:hAnsi="Open Sans Light" w:cs="Open Sans Light"/>
+            <w:sz w:val="20"/>
+            <w:szCs w:val="20"/>
+          </w:rPr>
+          <w:t xml:space="preserve"> 84335</w:t>
+        </w:r>
+      </w:hyperlink>
     </w:p>
     <w:p>
       <w:pPr>
         <w:spacing w:after="0" w:line="240" w:lineRule="auto"/>
         <w:jc w:val="both"/>
         <w:rPr>
-          <w:rFonts w:ascii="Open Sans Light" w:eastAsia="Open Sans Light" w:hAnsi="Open Sans Light" w:cs="Open Sans Light"/>
-          <w:sz w:val="20"/>
-          <w:szCs w:val="20"/>
-        </w:rPr>
-      </w:pPr>
-      <w:r>
-        <w:rPr>
-          <w:rFonts w:ascii="Open Sans Light" w:eastAsia="Open Sans Light" w:hAnsi="Open Sans Light" w:cs="Open Sans Light"/>
-          <w:sz w:val="20"/>
-          <w:szCs w:val="20"/>
-          <w:lang w:val="ca-ES"/>
-        </w:rPr>
-        <w:t>Palma a la data de la signatura</w:t>
-      </w:r>
+          <w:rFonts w:ascii="Open Sans Light" w:hAnsi="Open Sans Light" w:cs="Open Sans Light"/>
+          <w:color w:val="00007F"/>
+          <w:sz w:val="20"/>
+          <w:szCs w:val="20"/>
+        </w:rPr>
+      </w:pPr>
     </w:p>
     <w:p>
       <w:pPr>
         <w:spacing w:after="0" w:line="240" w:lineRule="auto"/>
         <w:jc w:val="both"/>
         <w:rPr>
-          <w:rFonts w:ascii="Open Sans Light" w:eastAsia="Open Sans Light" w:hAnsi="Open Sans Light" w:cs="Open Sans Light"/>
-          <w:color w:val="000000" w:themeColor="text1"/>
-          <w:sz w:val="20"/>
-          <w:szCs w:val="20"/>
-        </w:rPr>
-      </w:pPr>
+          <w:rFonts w:ascii="Open Sans Light" w:hAnsi="Open Sans Light" w:cs="Open Sans Light"/>
+          <w:b/>
+          <w:sz w:val="20"/>
+          <w:szCs w:val="20"/>
+        </w:rPr>
+      </w:pPr>
+      <w:proofErr w:type="spellStart"/>
+      <w:r>
+        <w:rPr>
+          <w:rFonts w:ascii="Open Sans Light" w:hAnsi="Open Sans Light" w:cs="Open Sans Light"/>
+          <w:b/>
+          <w:sz w:val="20"/>
+          <w:szCs w:val="20"/>
+        </w:rPr>
+        <w:t>Criteris</w:t>
+      </w:r>
+      <w:proofErr w:type="spellEnd"/>
+      <w:r>
+        <w:rPr>
+          <w:rFonts w:ascii="Open Sans Light" w:hAnsi="Open Sans Light" w:cs="Open Sans Light"/>
+          <w:b/>
+          <w:sz w:val="20"/>
+          <w:szCs w:val="20"/>
+        </w:rPr>
+        <w:t xml:space="preserve"> </w:t>
+      </w:r>
+      <w:proofErr w:type="spellStart"/>
+      <w:r>
+        <w:rPr>
+          <w:rFonts w:ascii="Open Sans Light" w:hAnsi="Open Sans Light" w:cs="Open Sans Light"/>
+          <w:b/>
+          <w:sz w:val="20"/>
+          <w:szCs w:val="20"/>
+        </w:rPr>
+        <w:t>d'adjudicació</w:t>
+      </w:r>
+      <w:proofErr w:type="spellEnd"/>
     </w:p>
     <w:p>
       <w:pPr>
         <w:spacing w:after="0" w:line="240" w:lineRule="auto"/>
         <w:jc w:val="both"/>
         <w:rPr>
+          <w:rFonts w:ascii="Open Sans Light" w:hAnsi="Open Sans Light" w:cs="Open Sans Light"/>
+          <w:b/>
+          <w:sz w:val="20"/>
+          <w:szCs w:val="20"/>
+        </w:rPr>
+      </w:pPr>
+    </w:p>
+    <w:p>
+      <w:pPr>
+        <w:spacing w:after="0" w:line="240" w:lineRule="auto"/>
+        <w:jc w:val="both"/>
+        <w:rPr>
+          <w:rFonts w:ascii="Open Sans Light" w:hAnsi="Open Sans Light" w:cs="Open Sans Light"/>
+          <w:bCs/>
+          <w:color w:val="000000"/>
+          <w:sz w:val="20"/>
+          <w:szCs w:val="20"/>
+          <w:shd w:val="clear" w:color="auto" w:fill="FFFFFF"/>
+        </w:rPr>
+      </w:pPr>
+      <w:r>
+        <w:rPr>
+          <w:rFonts w:ascii="Open Sans Light" w:hAnsi="Open Sans Light" w:cs="Open Sans Light"/>
+          <w:bCs/>
+          <w:color w:val="000000"/>
+          <w:sz w:val="20"/>
+          <w:szCs w:val="20"/>
+          <w:shd w:val="clear" w:color="auto" w:fill="FFFFFF"/>
+        </w:rPr>
+        <w:t xml:space="preserve">La </w:t>
+      </w:r>
+      <w:proofErr w:type="spellStart"/>
+      <w:r>
+        <w:rPr>
+          <w:rFonts w:ascii="Open Sans Light" w:hAnsi="Open Sans Light" w:cs="Open Sans Light"/>
+          <w:bCs/>
+          <w:color w:val="000000"/>
+          <w:sz w:val="20"/>
+          <w:szCs w:val="20"/>
+          <w:shd w:val="clear" w:color="auto" w:fill="FFFFFF"/>
+        </w:rPr>
+        <w:t>presentació</w:t>
+      </w:r>
+      <w:proofErr w:type="spellEnd"/>
+      <w:r>
+        <w:rPr>
+          <w:rFonts w:ascii="Open Sans Light" w:hAnsi="Open Sans Light" w:cs="Open Sans Light"/>
+          <w:bCs/>
+          <w:color w:val="000000"/>
+          <w:sz w:val="20"/>
+          <w:szCs w:val="20"/>
+          <w:shd w:val="clear" w:color="auto" w:fill="FFFFFF"/>
+        </w:rPr>
+        <w:t xml:space="preserve"> </w:t>
+      </w:r>
+      <w:proofErr w:type="spellStart"/>
+      <w:r>
+        <w:rPr>
+          <w:rFonts w:ascii="Open Sans Light" w:hAnsi="Open Sans Light" w:cs="Open Sans Light"/>
+          <w:bCs/>
+          <w:color w:val="000000"/>
+          <w:sz w:val="20"/>
+          <w:szCs w:val="20"/>
+          <w:shd w:val="clear" w:color="auto" w:fill="FFFFFF"/>
+        </w:rPr>
+        <w:t>d'una</w:t>
+      </w:r>
+      <w:proofErr w:type="spellEnd"/>
+      <w:r>
+        <w:rPr>
+          <w:rFonts w:ascii="Open Sans Light" w:hAnsi="Open Sans Light" w:cs="Open Sans Light"/>
+          <w:bCs/>
+          <w:color w:val="000000"/>
+          <w:sz w:val="20"/>
+          <w:szCs w:val="20"/>
+          <w:shd w:val="clear" w:color="auto" w:fill="FFFFFF"/>
+        </w:rPr>
+        <w:t xml:space="preserve"> oferta implica </w:t>
+      </w:r>
+      <w:proofErr w:type="spellStart"/>
+      <w:r>
+        <w:rPr>
+          <w:rFonts w:ascii="Open Sans Light" w:hAnsi="Open Sans Light" w:cs="Open Sans Light"/>
+          <w:bCs/>
+          <w:color w:val="000000"/>
+          <w:sz w:val="20"/>
+          <w:szCs w:val="20"/>
+          <w:shd w:val="clear" w:color="auto" w:fill="FFFFFF"/>
+        </w:rPr>
+        <w:t>l'acceptació</w:t>
+      </w:r>
+      <w:proofErr w:type="spellEnd"/>
+      <w:r>
+        <w:rPr>
+          <w:rFonts w:ascii="Open Sans Light" w:hAnsi="Open Sans Light" w:cs="Open Sans Light"/>
+          <w:bCs/>
+          <w:color w:val="000000"/>
+          <w:sz w:val="20"/>
+          <w:szCs w:val="20"/>
+          <w:shd w:val="clear" w:color="auto" w:fill="FFFFFF"/>
+        </w:rPr>
+        <w:t xml:space="preserve"> de les </w:t>
+      </w:r>
+      <w:proofErr w:type="spellStart"/>
+      <w:r>
+        <w:rPr>
+          <w:rFonts w:ascii="Open Sans Light" w:hAnsi="Open Sans Light" w:cs="Open Sans Light"/>
+          <w:bCs/>
+          <w:color w:val="000000"/>
+          <w:sz w:val="20"/>
+          <w:szCs w:val="20"/>
+          <w:shd w:val="clear" w:color="auto" w:fill="FFFFFF"/>
+        </w:rPr>
+        <w:t>condicions</w:t>
+      </w:r>
+      <w:proofErr w:type="spellEnd"/>
+      <w:r>
+        <w:rPr>
+          <w:rFonts w:ascii="Open Sans Light" w:hAnsi="Open Sans Light" w:cs="Open Sans Light"/>
+          <w:bCs/>
+          <w:color w:val="000000"/>
+          <w:sz w:val="20"/>
+          <w:szCs w:val="20"/>
+          <w:shd w:val="clear" w:color="auto" w:fill="FFFFFF"/>
+        </w:rPr>
+        <w:t xml:space="preserve"> i </w:t>
+      </w:r>
+      <w:proofErr w:type="spellStart"/>
+      <w:r>
+        <w:rPr>
+          <w:rFonts w:ascii="Open Sans Light" w:hAnsi="Open Sans Light" w:cs="Open Sans Light"/>
+          <w:bCs/>
+          <w:color w:val="000000"/>
+          <w:sz w:val="20"/>
+          <w:szCs w:val="20"/>
+          <w:shd w:val="clear" w:color="auto" w:fill="FFFFFF"/>
+        </w:rPr>
+        <w:t>prescripcions</w:t>
+      </w:r>
+      <w:proofErr w:type="spellEnd"/>
+      <w:r>
+        <w:rPr>
+          <w:rFonts w:ascii="Open Sans Light" w:hAnsi="Open Sans Light" w:cs="Open Sans Light"/>
+          <w:bCs/>
+          <w:color w:val="000000"/>
+          <w:sz w:val="20"/>
+          <w:szCs w:val="20"/>
+          <w:shd w:val="clear" w:color="auto" w:fill="FFFFFF"/>
+        </w:rPr>
+        <w:t xml:space="preserve"> </w:t>
+      </w:r>
+      <w:proofErr w:type="spellStart"/>
+      <w:r>
+        <w:rPr>
+          <w:rFonts w:ascii="Open Sans Light" w:hAnsi="Open Sans Light" w:cs="Open Sans Light"/>
+          <w:bCs/>
+          <w:color w:val="000000"/>
+          <w:sz w:val="20"/>
+          <w:szCs w:val="20"/>
+          <w:shd w:val="clear" w:color="auto" w:fill="FFFFFF"/>
+        </w:rPr>
+        <w:t>tècniques</w:t>
+      </w:r>
+      <w:proofErr w:type="spellEnd"/>
+      <w:r>
+        <w:rPr>
+          <w:rFonts w:ascii="Open Sans Light" w:hAnsi="Open Sans Light" w:cs="Open Sans Light"/>
+          <w:bCs/>
+          <w:color w:val="000000"/>
+          <w:sz w:val="20"/>
+          <w:szCs w:val="20"/>
+          <w:shd w:val="clear" w:color="auto" w:fill="FFFFFF"/>
+        </w:rPr>
+        <w:t xml:space="preserve"> que </w:t>
+      </w:r>
+      <w:proofErr w:type="spellStart"/>
+      <w:r>
+        <w:rPr>
+          <w:rFonts w:ascii="Open Sans Light" w:hAnsi="Open Sans Light" w:cs="Open Sans Light"/>
+          <w:bCs/>
+          <w:color w:val="000000"/>
+          <w:sz w:val="20"/>
+          <w:szCs w:val="20"/>
+          <w:shd w:val="clear" w:color="auto" w:fill="FFFFFF"/>
+        </w:rPr>
+        <w:t>s'indiquen</w:t>
+      </w:r>
+      <w:proofErr w:type="spellEnd"/>
+      <w:r>
+        <w:rPr>
+          <w:rFonts w:ascii="Open Sans Light" w:hAnsi="Open Sans Light" w:cs="Open Sans Light"/>
+          <w:bCs/>
+          <w:color w:val="000000"/>
+          <w:sz w:val="20"/>
+          <w:szCs w:val="20"/>
+          <w:shd w:val="clear" w:color="auto" w:fill="FFFFFF"/>
+        </w:rPr>
+        <w:t xml:space="preserve"> en </w:t>
+      </w:r>
+      <w:proofErr w:type="spellStart"/>
+      <w:r>
+        <w:rPr>
+          <w:rFonts w:ascii="Open Sans Light" w:hAnsi="Open Sans Light" w:cs="Open Sans Light"/>
+          <w:bCs/>
+          <w:color w:val="000000"/>
+          <w:sz w:val="20"/>
+          <w:szCs w:val="20"/>
+          <w:shd w:val="clear" w:color="auto" w:fill="FFFFFF"/>
+        </w:rPr>
+        <w:t>aquesta</w:t>
+      </w:r>
+      <w:proofErr w:type="spellEnd"/>
+      <w:r>
+        <w:rPr>
+          <w:rFonts w:ascii="Open Sans Light" w:hAnsi="Open Sans Light" w:cs="Open Sans Light"/>
+          <w:bCs/>
+          <w:color w:val="000000"/>
+          <w:sz w:val="20"/>
+          <w:szCs w:val="20"/>
+          <w:shd w:val="clear" w:color="auto" w:fill="FFFFFF"/>
+        </w:rPr>
+        <w:t xml:space="preserve"> </w:t>
+      </w:r>
+      <w:proofErr w:type="spellStart"/>
+      <w:r>
+        <w:rPr>
+          <w:rFonts w:ascii="Open Sans Light" w:hAnsi="Open Sans Light" w:cs="Open Sans Light"/>
+          <w:bCs/>
+          <w:color w:val="000000"/>
+          <w:sz w:val="20"/>
+          <w:szCs w:val="20"/>
+          <w:shd w:val="clear" w:color="auto" w:fill="FFFFFF"/>
+        </w:rPr>
+        <w:t>memòria</w:t>
+      </w:r>
+      <w:proofErr w:type="spellEnd"/>
+      <w:r>
+        <w:rPr>
+          <w:rFonts w:ascii="Open Sans Light" w:hAnsi="Open Sans Light" w:cs="Open Sans Light"/>
+          <w:bCs/>
+          <w:color w:val="000000"/>
+          <w:sz w:val="20"/>
+          <w:szCs w:val="20"/>
+          <w:shd w:val="clear" w:color="auto" w:fill="FFFFFF"/>
+        </w:rPr>
+        <w:t xml:space="preserve">. Per valorar les </w:t>
+      </w:r>
+      <w:proofErr w:type="spellStart"/>
+      <w:r>
+        <w:rPr>
+          <w:rFonts w:ascii="Open Sans Light" w:hAnsi="Open Sans Light" w:cs="Open Sans Light"/>
+          <w:bCs/>
+          <w:color w:val="000000"/>
+          <w:sz w:val="20"/>
+          <w:szCs w:val="20"/>
+          <w:shd w:val="clear" w:color="auto" w:fill="FFFFFF"/>
+        </w:rPr>
+        <w:t>proposicions</w:t>
+      </w:r>
+      <w:proofErr w:type="spellEnd"/>
+      <w:r>
+        <w:rPr>
+          <w:rFonts w:ascii="Open Sans Light" w:hAnsi="Open Sans Light" w:cs="Open Sans Light"/>
+          <w:bCs/>
+          <w:color w:val="000000"/>
+          <w:sz w:val="20"/>
+          <w:szCs w:val="20"/>
+          <w:shd w:val="clear" w:color="auto" w:fill="FFFFFF"/>
+        </w:rPr>
+        <w:t xml:space="preserve"> i determinar </w:t>
+      </w:r>
+      <w:proofErr w:type="spellStart"/>
+      <w:r>
+        <w:rPr>
+          <w:rFonts w:ascii="Open Sans Light" w:hAnsi="Open Sans Light" w:cs="Open Sans Light"/>
+          <w:bCs/>
+          <w:color w:val="000000"/>
+          <w:sz w:val="20"/>
+          <w:szCs w:val="20"/>
+          <w:shd w:val="clear" w:color="auto" w:fill="FFFFFF"/>
+        </w:rPr>
+        <w:t>l'oferta</w:t>
+      </w:r>
+      <w:proofErr w:type="spellEnd"/>
+      <w:r>
+        <w:rPr>
+          <w:rFonts w:ascii="Open Sans Light" w:hAnsi="Open Sans Light" w:cs="Open Sans Light"/>
+          <w:bCs/>
+          <w:color w:val="000000"/>
+          <w:sz w:val="20"/>
+          <w:szCs w:val="20"/>
+          <w:shd w:val="clear" w:color="auto" w:fill="FFFFFF"/>
+        </w:rPr>
+        <w:t xml:space="preserve"> </w:t>
+      </w:r>
+      <w:proofErr w:type="spellStart"/>
+      <w:r>
+        <w:rPr>
+          <w:rFonts w:ascii="Open Sans Light" w:hAnsi="Open Sans Light" w:cs="Open Sans Light"/>
+          <w:bCs/>
+          <w:color w:val="000000"/>
+          <w:sz w:val="20"/>
+          <w:szCs w:val="20"/>
+          <w:shd w:val="clear" w:color="auto" w:fill="FFFFFF"/>
+        </w:rPr>
+        <w:t>econòmicament</w:t>
+      </w:r>
+      <w:proofErr w:type="spellEnd"/>
+      <w:r>
+        <w:rPr>
+          <w:rFonts w:ascii="Open Sans Light" w:hAnsi="Open Sans Light" w:cs="Open Sans Light"/>
+          <w:bCs/>
+          <w:color w:val="000000"/>
+          <w:sz w:val="20"/>
+          <w:szCs w:val="20"/>
+          <w:shd w:val="clear" w:color="auto" w:fill="FFFFFF"/>
+        </w:rPr>
+        <w:t xml:space="preserve"> </w:t>
+      </w:r>
+      <w:proofErr w:type="spellStart"/>
+      <w:r>
+        <w:rPr>
+          <w:rFonts w:ascii="Open Sans Light" w:hAnsi="Open Sans Light" w:cs="Open Sans Light"/>
+          <w:bCs/>
+          <w:color w:val="000000"/>
+          <w:sz w:val="20"/>
+          <w:szCs w:val="20"/>
+          <w:shd w:val="clear" w:color="auto" w:fill="FFFFFF"/>
+        </w:rPr>
+        <w:t>més</w:t>
+      </w:r>
+      <w:proofErr w:type="spellEnd"/>
+      <w:r>
+        <w:rPr>
+          <w:rFonts w:ascii="Open Sans Light" w:hAnsi="Open Sans Light" w:cs="Open Sans Light"/>
+          <w:bCs/>
+          <w:color w:val="000000"/>
+          <w:sz w:val="20"/>
+          <w:szCs w:val="20"/>
+          <w:shd w:val="clear" w:color="auto" w:fill="FFFFFF"/>
+        </w:rPr>
+        <w:t xml:space="preserve"> </w:t>
+      </w:r>
+      <w:proofErr w:type="spellStart"/>
+      <w:r>
+        <w:rPr>
+          <w:rFonts w:ascii="Open Sans Light" w:hAnsi="Open Sans Light" w:cs="Open Sans Light"/>
+          <w:bCs/>
+          <w:color w:val="000000"/>
+          <w:sz w:val="20"/>
+          <w:szCs w:val="20"/>
+          <w:shd w:val="clear" w:color="auto" w:fill="FFFFFF"/>
+        </w:rPr>
+        <w:t>avantajosa</w:t>
+      </w:r>
+      <w:proofErr w:type="spellEnd"/>
+      <w:r>
+        <w:rPr>
+          <w:rFonts w:ascii="Open Sans Light" w:hAnsi="Open Sans Light" w:cs="Open Sans Light"/>
+          <w:bCs/>
+          <w:color w:val="000000"/>
+          <w:sz w:val="20"/>
+          <w:szCs w:val="20"/>
+          <w:shd w:val="clear" w:color="auto" w:fill="FFFFFF"/>
+        </w:rPr>
+        <w:t xml:space="preserve">, </w:t>
+      </w:r>
+      <w:proofErr w:type="spellStart"/>
+      <w:r>
+        <w:rPr>
+          <w:rFonts w:ascii="Open Sans Light" w:hAnsi="Open Sans Light" w:cs="Open Sans Light"/>
+          <w:bCs/>
+          <w:color w:val="000000"/>
+          <w:sz w:val="20"/>
+          <w:szCs w:val="20"/>
+          <w:shd w:val="clear" w:color="auto" w:fill="FFFFFF"/>
+        </w:rPr>
+        <w:t>s'aten</w:t>
+      </w:r>
+      <w:proofErr w:type="spellEnd"/>
+      <w:r>
+        <w:rPr>
+          <w:rFonts w:ascii="Open Sans Light" w:hAnsi="Open Sans Light" w:cs="Open Sans Light"/>
+          <w:bCs/>
+          <w:color w:val="000000"/>
+          <w:sz w:val="20"/>
+          <w:szCs w:val="20"/>
+          <w:shd w:val="clear" w:color="auto" w:fill="FFFFFF"/>
+        </w:rPr>
+        <w:t xml:space="preserve"> al </w:t>
+      </w:r>
+      <w:proofErr w:type="spellStart"/>
+      <w:r>
+        <w:rPr>
+          <w:rFonts w:ascii="Open Sans Light" w:hAnsi="Open Sans Light" w:cs="Open Sans Light"/>
+          <w:bCs/>
+          <w:color w:val="000000"/>
+          <w:sz w:val="20"/>
+          <w:szCs w:val="20"/>
+          <w:shd w:val="clear" w:color="auto" w:fill="FFFFFF"/>
+        </w:rPr>
+        <w:t>criteri</w:t>
+      </w:r>
+      <w:proofErr w:type="spellEnd"/>
+      <w:r>
+        <w:rPr>
+          <w:rFonts w:ascii="Open Sans Light" w:hAnsi="Open Sans Light" w:cs="Open Sans Light"/>
+          <w:bCs/>
+          <w:color w:val="000000"/>
+          <w:sz w:val="20"/>
+          <w:szCs w:val="20"/>
+          <w:shd w:val="clear" w:color="auto" w:fill="FFFFFF"/>
+        </w:rPr>
+        <w:t xml:space="preserve"> de preu.</w:t>
+      </w:r>
+    </w:p>
+    <w:p>
+      <w:pPr>
+        <w:spacing w:after="0" w:line="240" w:lineRule="auto"/>
+        <w:jc w:val="both"/>
+        <w:rPr>
+          <w:rFonts w:ascii="Open Sans Light" w:hAnsi="Open Sans Light" w:cs="Open Sans Light"/>
+          <w:bCs/>
+          <w:color w:val="000000"/>
+          <w:sz w:val="20"/>
+          <w:szCs w:val="20"/>
+          <w:shd w:val="clear" w:color="auto" w:fill="FFFFFF"/>
+        </w:rPr>
+      </w:pPr>
+    </w:p>
+    <w:p>
+      <w:pPr>
+        <w:spacing w:after="0" w:line="240" w:lineRule="auto"/>
+        <w:jc w:val="both"/>
+        <w:rPr>
+          <w:rFonts w:ascii="Open Sans Light" w:hAnsi="Open Sans Light" w:cs="Open Sans Light"/>
+          <w:b/>
+          <w:sz w:val="20"/>
+          <w:szCs w:val="20"/>
+        </w:rPr>
+      </w:pPr>
+      <w:proofErr w:type="spellStart"/>
+      <w:r>
+        <w:rPr>
+          <w:rFonts w:ascii="Open Sans Light" w:hAnsi="Open Sans Light" w:cs="Open Sans Light"/>
+          <w:b/>
+          <w:sz w:val="20"/>
+          <w:szCs w:val="20"/>
+        </w:rPr>
+        <w:t>Motius</w:t>
+      </w:r>
+      <w:proofErr w:type="spellEnd"/>
+      <w:r>
+        <w:rPr>
+          <w:rFonts w:ascii="Open Sans Light" w:hAnsi="Open Sans Light" w:cs="Open Sans Light"/>
+          <w:b/>
+          <w:sz w:val="20"/>
+          <w:szCs w:val="20"/>
+        </w:rPr>
+        <w:t xml:space="preserve"> </w:t>
+      </w:r>
+      <w:proofErr w:type="spellStart"/>
+      <w:r>
+        <w:rPr>
+          <w:rFonts w:ascii="Open Sans Light" w:hAnsi="Open Sans Light" w:cs="Open Sans Light"/>
+          <w:b/>
+          <w:sz w:val="20"/>
+          <w:szCs w:val="20"/>
+        </w:rPr>
+        <w:t>d'exclusió</w:t>
+      </w:r>
+      <w:proofErr w:type="spellEnd"/>
+    </w:p>
+    <w:p>
+      <w:pPr>
+        <w:spacing w:after="0" w:line="240" w:lineRule="auto"/>
+        <w:jc w:val="both"/>
+        <w:rPr>
+          <w:rFonts w:ascii="Open Sans Light" w:hAnsi="Open Sans Light" w:cs="Open Sans Light"/>
+          <w:sz w:val="20"/>
+          <w:szCs w:val="20"/>
+        </w:rPr>
+      </w:pPr>
+    </w:p>
+    <w:p>
+      <w:pPr>
+        <w:spacing w:after="0" w:line="240" w:lineRule="auto"/>
+        <w:jc w:val="both"/>
+        <w:rPr>
+          <w:rFonts w:ascii="Open Sans Light" w:hAnsi="Open Sans Light" w:cs="Open Sans Light"/>
+          <w:bCs/>
+          <w:color w:val="000000"/>
+          <w:sz w:val="20"/>
+          <w:szCs w:val="20"/>
+          <w:shd w:val="clear" w:color="auto" w:fill="FFFFFF"/>
+        </w:rPr>
+      </w:pPr>
+      <w:r>
+        <w:rPr>
+          <w:rFonts w:ascii="Open Sans Light" w:hAnsi="Open Sans Light" w:cs="Open Sans Light"/>
+          <w:bCs/>
+          <w:color w:val="000000"/>
+          <w:sz w:val="20"/>
+          <w:szCs w:val="20"/>
+          <w:shd w:val="clear" w:color="auto" w:fill="FFFFFF"/>
+        </w:rPr>
+        <w:t xml:space="preserve">Si una empresa es convidada a presentar oferta, i no </w:t>
+      </w:r>
+      <w:proofErr w:type="spellStart"/>
+      <w:r>
+        <w:rPr>
+          <w:rFonts w:ascii="Open Sans Light" w:hAnsi="Open Sans Light" w:cs="Open Sans Light"/>
+          <w:bCs/>
+          <w:color w:val="000000"/>
+          <w:sz w:val="20"/>
+          <w:szCs w:val="20"/>
+          <w:shd w:val="clear" w:color="auto" w:fill="FFFFFF"/>
+        </w:rPr>
+        <w:t>respon</w:t>
+      </w:r>
+      <w:proofErr w:type="spellEnd"/>
+      <w:r>
+        <w:rPr>
+          <w:rFonts w:ascii="Open Sans Light" w:hAnsi="Open Sans Light" w:cs="Open Sans Light"/>
+          <w:bCs/>
+          <w:color w:val="000000"/>
+          <w:sz w:val="20"/>
+          <w:szCs w:val="20"/>
+          <w:shd w:val="clear" w:color="auto" w:fill="FFFFFF"/>
+        </w:rPr>
+        <w:t xml:space="preserve">, en </w:t>
+      </w:r>
+      <w:proofErr w:type="spellStart"/>
+      <w:r>
+        <w:rPr>
+          <w:rFonts w:ascii="Open Sans Light" w:hAnsi="Open Sans Light" w:cs="Open Sans Light"/>
+          <w:bCs/>
+          <w:color w:val="000000"/>
+          <w:sz w:val="20"/>
+          <w:szCs w:val="20"/>
+          <w:shd w:val="clear" w:color="auto" w:fill="FFFFFF"/>
+        </w:rPr>
+        <w:t>temps</w:t>
+      </w:r>
+      <w:proofErr w:type="spellEnd"/>
+      <w:r>
+        <w:rPr>
+          <w:rFonts w:ascii="Open Sans Light" w:hAnsi="Open Sans Light" w:cs="Open Sans Light"/>
+          <w:bCs/>
+          <w:color w:val="000000"/>
+          <w:sz w:val="20"/>
+          <w:szCs w:val="20"/>
+          <w:shd w:val="clear" w:color="auto" w:fill="FFFFFF"/>
+        </w:rPr>
+        <w:t xml:space="preserve"> i forma, </w:t>
+      </w:r>
+      <w:proofErr w:type="spellStart"/>
+      <w:r>
+        <w:rPr>
+          <w:rFonts w:ascii="Open Sans Light" w:hAnsi="Open Sans Light" w:cs="Open Sans Light"/>
+          <w:bCs/>
+          <w:color w:val="000000"/>
+          <w:sz w:val="20"/>
+          <w:szCs w:val="20"/>
+          <w:shd w:val="clear" w:color="auto" w:fill="FFFFFF"/>
+        </w:rPr>
+        <w:t>s'entendrà</w:t>
+      </w:r>
+      <w:proofErr w:type="spellEnd"/>
+      <w:r>
+        <w:rPr>
+          <w:rFonts w:ascii="Open Sans Light" w:hAnsi="Open Sans Light" w:cs="Open Sans Light"/>
+          <w:bCs/>
+          <w:color w:val="000000"/>
+          <w:sz w:val="20"/>
+          <w:szCs w:val="20"/>
+          <w:shd w:val="clear" w:color="auto" w:fill="FFFFFF"/>
+        </w:rPr>
+        <w:t xml:space="preserve"> que no </w:t>
+      </w:r>
+      <w:proofErr w:type="spellStart"/>
+      <w:r>
+        <w:rPr>
+          <w:rFonts w:ascii="Open Sans Light" w:hAnsi="Open Sans Light" w:cs="Open Sans Light"/>
+          <w:bCs/>
+          <w:color w:val="000000"/>
+          <w:sz w:val="20"/>
+          <w:szCs w:val="20"/>
+          <w:shd w:val="clear" w:color="auto" w:fill="FFFFFF"/>
+        </w:rPr>
+        <w:t>està</w:t>
+      </w:r>
+      <w:proofErr w:type="spellEnd"/>
+      <w:r>
+        <w:rPr>
+          <w:rFonts w:ascii="Open Sans Light" w:hAnsi="Open Sans Light" w:cs="Open Sans Light"/>
+          <w:bCs/>
+          <w:color w:val="000000"/>
+          <w:sz w:val="20"/>
+          <w:szCs w:val="20"/>
+          <w:shd w:val="clear" w:color="auto" w:fill="FFFFFF"/>
+        </w:rPr>
+        <w:t xml:space="preserve"> </w:t>
+      </w:r>
+      <w:proofErr w:type="spellStart"/>
+      <w:r>
+        <w:rPr>
+          <w:rFonts w:ascii="Open Sans Light" w:hAnsi="Open Sans Light" w:cs="Open Sans Light"/>
+          <w:bCs/>
+          <w:color w:val="000000"/>
+          <w:sz w:val="20"/>
+          <w:szCs w:val="20"/>
+          <w:shd w:val="clear" w:color="auto" w:fill="FFFFFF"/>
+        </w:rPr>
+        <w:t>interessada</w:t>
+      </w:r>
+      <w:proofErr w:type="spellEnd"/>
+      <w:r>
+        <w:rPr>
+          <w:rFonts w:ascii="Open Sans Light" w:hAnsi="Open Sans Light" w:cs="Open Sans Light"/>
+          <w:bCs/>
+          <w:color w:val="000000"/>
+          <w:sz w:val="20"/>
+          <w:szCs w:val="20"/>
+          <w:shd w:val="clear" w:color="auto" w:fill="FFFFFF"/>
+        </w:rPr>
+        <w:t xml:space="preserve"> en participar en la </w:t>
+      </w:r>
+      <w:proofErr w:type="spellStart"/>
+      <w:r>
+        <w:rPr>
+          <w:rFonts w:ascii="Open Sans Light" w:hAnsi="Open Sans Light" w:cs="Open Sans Light"/>
+          <w:bCs/>
+          <w:color w:val="000000"/>
+          <w:sz w:val="20"/>
+          <w:szCs w:val="20"/>
+          <w:shd w:val="clear" w:color="auto" w:fill="FFFFFF"/>
+        </w:rPr>
+        <w:t>licitació</w:t>
+      </w:r>
+      <w:proofErr w:type="spellEnd"/>
+      <w:r>
+        <w:rPr>
+          <w:rFonts w:ascii="Open Sans Light" w:hAnsi="Open Sans Light" w:cs="Open Sans Light"/>
+          <w:bCs/>
+          <w:color w:val="000000"/>
+          <w:sz w:val="20"/>
+          <w:szCs w:val="20"/>
+          <w:shd w:val="clear" w:color="auto" w:fill="FFFFFF"/>
+        </w:rPr>
+        <w:t xml:space="preserve">. La </w:t>
+      </w:r>
+      <w:proofErr w:type="spellStart"/>
+      <w:r>
+        <w:rPr>
+          <w:rFonts w:ascii="Open Sans Light" w:hAnsi="Open Sans Light" w:cs="Open Sans Light"/>
+          <w:bCs/>
+          <w:color w:val="000000"/>
+          <w:sz w:val="20"/>
+          <w:szCs w:val="20"/>
+          <w:shd w:val="clear" w:color="auto" w:fill="FFFFFF"/>
+        </w:rPr>
+        <w:t>presentació</w:t>
+      </w:r>
+      <w:proofErr w:type="spellEnd"/>
+      <w:r>
+        <w:rPr>
+          <w:rFonts w:ascii="Open Sans Light" w:hAnsi="Open Sans Light" w:cs="Open Sans Light"/>
+          <w:bCs/>
+          <w:color w:val="000000"/>
+          <w:sz w:val="20"/>
+          <w:szCs w:val="20"/>
+          <w:shd w:val="clear" w:color="auto" w:fill="FFFFFF"/>
+        </w:rPr>
+        <w:t xml:space="preserve"> </w:t>
+      </w:r>
+      <w:proofErr w:type="spellStart"/>
+      <w:r>
+        <w:rPr>
+          <w:rFonts w:ascii="Open Sans Light" w:hAnsi="Open Sans Light" w:cs="Open Sans Light"/>
+          <w:bCs/>
+          <w:color w:val="000000"/>
+          <w:sz w:val="20"/>
+          <w:szCs w:val="20"/>
+          <w:shd w:val="clear" w:color="auto" w:fill="FFFFFF"/>
+        </w:rPr>
+        <w:t>d'oferta</w:t>
+      </w:r>
+      <w:proofErr w:type="spellEnd"/>
+      <w:r>
+        <w:rPr>
+          <w:rFonts w:ascii="Open Sans Light" w:hAnsi="Open Sans Light" w:cs="Open Sans Light"/>
+          <w:bCs/>
+          <w:color w:val="000000"/>
+          <w:sz w:val="20"/>
+          <w:szCs w:val="20"/>
+          <w:shd w:val="clear" w:color="auto" w:fill="FFFFFF"/>
+        </w:rPr>
+        <w:t xml:space="preserve"> </w:t>
+      </w:r>
+      <w:proofErr w:type="spellStart"/>
+      <w:r>
+        <w:rPr>
+          <w:rFonts w:ascii="Open Sans Light" w:hAnsi="Open Sans Light" w:cs="Open Sans Light"/>
+          <w:bCs/>
+          <w:color w:val="000000"/>
+          <w:sz w:val="20"/>
+          <w:szCs w:val="20"/>
+          <w:shd w:val="clear" w:color="auto" w:fill="FFFFFF"/>
+        </w:rPr>
+        <w:t>fora</w:t>
+      </w:r>
+      <w:proofErr w:type="spellEnd"/>
+      <w:r>
+        <w:rPr>
+          <w:rFonts w:ascii="Open Sans Light" w:hAnsi="Open Sans Light" w:cs="Open Sans Light"/>
+          <w:bCs/>
+          <w:color w:val="000000"/>
+          <w:sz w:val="20"/>
+          <w:szCs w:val="20"/>
+          <w:shd w:val="clear" w:color="auto" w:fill="FFFFFF"/>
+        </w:rPr>
+        <w:t xml:space="preserve"> del </w:t>
+      </w:r>
+      <w:proofErr w:type="spellStart"/>
+      <w:r>
+        <w:rPr>
+          <w:rFonts w:ascii="Open Sans Light" w:hAnsi="Open Sans Light" w:cs="Open Sans Light"/>
+          <w:bCs/>
+          <w:color w:val="000000"/>
+          <w:sz w:val="20"/>
+          <w:szCs w:val="20"/>
+          <w:shd w:val="clear" w:color="auto" w:fill="FFFFFF"/>
+        </w:rPr>
+        <w:t>termini</w:t>
+      </w:r>
+      <w:proofErr w:type="spellEnd"/>
+      <w:r>
+        <w:rPr>
+          <w:rFonts w:ascii="Open Sans Light" w:hAnsi="Open Sans Light" w:cs="Open Sans Light"/>
+          <w:bCs/>
+          <w:color w:val="000000"/>
+          <w:sz w:val="20"/>
+          <w:szCs w:val="20"/>
+          <w:shd w:val="clear" w:color="auto" w:fill="FFFFFF"/>
+        </w:rPr>
+        <w:t xml:space="preserve"> que </w:t>
+      </w:r>
+      <w:proofErr w:type="spellStart"/>
+      <w:r>
+        <w:rPr>
+          <w:rFonts w:ascii="Open Sans Light" w:hAnsi="Open Sans Light" w:cs="Open Sans Light"/>
+          <w:bCs/>
+          <w:color w:val="000000"/>
+          <w:sz w:val="20"/>
+          <w:szCs w:val="20"/>
+          <w:shd w:val="clear" w:color="auto" w:fill="FFFFFF"/>
+        </w:rPr>
+        <w:t>s'estableix</w:t>
+      </w:r>
+      <w:proofErr w:type="spellEnd"/>
+      <w:r>
+        <w:rPr>
+          <w:rFonts w:ascii="Open Sans Light" w:hAnsi="Open Sans Light" w:cs="Open Sans Light"/>
+          <w:bCs/>
+          <w:color w:val="000000"/>
+          <w:sz w:val="20"/>
+          <w:szCs w:val="20"/>
+          <w:shd w:val="clear" w:color="auto" w:fill="FFFFFF"/>
+        </w:rPr>
+        <w:t xml:space="preserve"> al </w:t>
+      </w:r>
+      <w:proofErr w:type="spellStart"/>
+      <w:r>
+        <w:rPr>
+          <w:rFonts w:ascii="Open Sans Light" w:hAnsi="Open Sans Light" w:cs="Open Sans Light"/>
+          <w:bCs/>
+          <w:color w:val="000000"/>
+          <w:sz w:val="20"/>
+          <w:szCs w:val="20"/>
+          <w:shd w:val="clear" w:color="auto" w:fill="FFFFFF"/>
+        </w:rPr>
+        <w:t>tauler</w:t>
+      </w:r>
+      <w:proofErr w:type="spellEnd"/>
+      <w:r>
+        <w:rPr>
+          <w:rFonts w:ascii="Open Sans Light" w:hAnsi="Open Sans Light" w:cs="Open Sans Light"/>
+          <w:bCs/>
+          <w:color w:val="000000"/>
+          <w:sz w:val="20"/>
+          <w:szCs w:val="20"/>
+          <w:shd w:val="clear" w:color="auto" w:fill="FFFFFF"/>
+        </w:rPr>
+        <w:t xml:space="preserve"> </w:t>
+      </w:r>
+      <w:proofErr w:type="spellStart"/>
+      <w:r>
+        <w:rPr>
+          <w:rFonts w:ascii="Open Sans Light" w:hAnsi="Open Sans Light" w:cs="Open Sans Light"/>
+          <w:bCs/>
+          <w:color w:val="000000"/>
+          <w:sz w:val="20"/>
+          <w:szCs w:val="20"/>
+          <w:shd w:val="clear" w:color="auto" w:fill="FFFFFF"/>
+        </w:rPr>
+        <w:t>d'edictes</w:t>
+      </w:r>
+      <w:proofErr w:type="spellEnd"/>
+      <w:r>
+        <w:rPr>
+          <w:rFonts w:ascii="Open Sans Light" w:hAnsi="Open Sans Light" w:cs="Open Sans Light"/>
+          <w:bCs/>
+          <w:color w:val="000000"/>
+          <w:sz w:val="20"/>
+          <w:szCs w:val="20"/>
+          <w:shd w:val="clear" w:color="auto" w:fill="FFFFFF"/>
+        </w:rPr>
+        <w:t xml:space="preserve">, </w:t>
+      </w:r>
+      <w:proofErr w:type="spellStart"/>
+      <w:r>
+        <w:rPr>
+          <w:rFonts w:ascii="Open Sans Light" w:hAnsi="Open Sans Light" w:cs="Open Sans Light"/>
+          <w:bCs/>
+          <w:color w:val="000000"/>
+          <w:sz w:val="20"/>
+          <w:szCs w:val="20"/>
+          <w:shd w:val="clear" w:color="auto" w:fill="FFFFFF"/>
+        </w:rPr>
+        <w:t>suposarà</w:t>
+      </w:r>
+      <w:proofErr w:type="spellEnd"/>
+      <w:r>
+        <w:rPr>
+          <w:rFonts w:ascii="Open Sans Light" w:hAnsi="Open Sans Light" w:cs="Open Sans Light"/>
+          <w:bCs/>
+          <w:color w:val="000000"/>
+          <w:sz w:val="20"/>
+          <w:szCs w:val="20"/>
+          <w:shd w:val="clear" w:color="auto" w:fill="FFFFFF"/>
+        </w:rPr>
+        <w:t xml:space="preserve"> </w:t>
+      </w:r>
+      <w:proofErr w:type="spellStart"/>
+      <w:r>
+        <w:rPr>
+          <w:rFonts w:ascii="Open Sans Light" w:hAnsi="Open Sans Light" w:cs="Open Sans Light"/>
+          <w:bCs/>
+          <w:color w:val="000000"/>
+          <w:sz w:val="20"/>
+          <w:szCs w:val="20"/>
+          <w:shd w:val="clear" w:color="auto" w:fill="FFFFFF"/>
+        </w:rPr>
+        <w:t>l'exclusió</w:t>
+      </w:r>
+      <w:proofErr w:type="spellEnd"/>
+      <w:r>
+        <w:rPr>
+          <w:rFonts w:ascii="Open Sans Light" w:hAnsi="Open Sans Light" w:cs="Open Sans Light"/>
+          <w:bCs/>
+          <w:color w:val="000000"/>
+          <w:sz w:val="20"/>
+          <w:szCs w:val="20"/>
+          <w:shd w:val="clear" w:color="auto" w:fill="FFFFFF"/>
+        </w:rPr>
+        <w:t xml:space="preserve"> del licitador.  </w:t>
+      </w:r>
+    </w:p>
+    <w:p>
+      <w:pPr>
+        <w:spacing w:after="0" w:line="240" w:lineRule="auto"/>
+        <w:jc w:val="both"/>
+        <w:rPr>
+          <w:rFonts w:ascii="Open Sans Light" w:hAnsi="Open Sans Light" w:cs="Open Sans Light"/>
+          <w:bCs/>
+          <w:color w:val="000000"/>
+          <w:sz w:val="20"/>
+          <w:szCs w:val="20"/>
+          <w:shd w:val="clear" w:color="auto" w:fill="FFFFFF"/>
+        </w:rPr>
+      </w:pPr>
+      <w:r>
+        <w:rPr>
+          <w:rFonts w:ascii="Open Sans Light" w:hAnsi="Open Sans Light" w:cs="Open Sans Light"/>
+          <w:bCs/>
+          <w:color w:val="000000"/>
+          <w:sz w:val="20"/>
+          <w:szCs w:val="20"/>
+          <w:shd w:val="clear" w:color="auto" w:fill="FFFFFF"/>
+        </w:rPr>
+        <w:t xml:space="preserve">També </w:t>
+      </w:r>
+      <w:proofErr w:type="spellStart"/>
+      <w:r>
+        <w:rPr>
+          <w:rFonts w:ascii="Open Sans Light" w:hAnsi="Open Sans Light" w:cs="Open Sans Light"/>
+          <w:bCs/>
+          <w:color w:val="000000"/>
+          <w:sz w:val="20"/>
+          <w:szCs w:val="20"/>
+          <w:shd w:val="clear" w:color="auto" w:fill="FFFFFF"/>
+        </w:rPr>
+        <w:t>suposarà</w:t>
+      </w:r>
+      <w:proofErr w:type="spellEnd"/>
+      <w:r>
+        <w:rPr>
+          <w:rFonts w:ascii="Open Sans Light" w:hAnsi="Open Sans Light" w:cs="Open Sans Light"/>
+          <w:bCs/>
+          <w:color w:val="000000"/>
+          <w:sz w:val="20"/>
+          <w:szCs w:val="20"/>
+          <w:shd w:val="clear" w:color="auto" w:fill="FFFFFF"/>
+        </w:rPr>
+        <w:t xml:space="preserve"> </w:t>
+      </w:r>
+      <w:proofErr w:type="spellStart"/>
+      <w:r>
+        <w:rPr>
+          <w:rFonts w:ascii="Open Sans Light" w:hAnsi="Open Sans Light" w:cs="Open Sans Light"/>
+          <w:bCs/>
+          <w:color w:val="000000"/>
+          <w:sz w:val="20"/>
+          <w:szCs w:val="20"/>
+          <w:shd w:val="clear" w:color="auto" w:fill="FFFFFF"/>
+        </w:rPr>
+        <w:t>l'exclusió</w:t>
+      </w:r>
+      <w:proofErr w:type="spellEnd"/>
+      <w:r>
+        <w:rPr>
+          <w:rFonts w:ascii="Open Sans Light" w:hAnsi="Open Sans Light" w:cs="Open Sans Light"/>
+          <w:bCs/>
+          <w:color w:val="000000"/>
+          <w:sz w:val="20"/>
+          <w:szCs w:val="20"/>
+          <w:shd w:val="clear" w:color="auto" w:fill="FFFFFF"/>
+        </w:rPr>
+        <w:t xml:space="preserve"> del licitador la </w:t>
+      </w:r>
+      <w:proofErr w:type="spellStart"/>
+      <w:r>
+        <w:rPr>
+          <w:rFonts w:ascii="Open Sans Light" w:hAnsi="Open Sans Light" w:cs="Open Sans Light"/>
+          <w:bCs/>
+          <w:color w:val="000000"/>
+          <w:sz w:val="20"/>
+          <w:szCs w:val="20"/>
+          <w:shd w:val="clear" w:color="auto" w:fill="FFFFFF"/>
+        </w:rPr>
+        <w:t>presentació</w:t>
+      </w:r>
+      <w:proofErr w:type="spellEnd"/>
+      <w:r>
+        <w:rPr>
+          <w:rFonts w:ascii="Open Sans Light" w:hAnsi="Open Sans Light" w:cs="Open Sans Light"/>
+          <w:bCs/>
+          <w:color w:val="000000"/>
+          <w:sz w:val="20"/>
+          <w:szCs w:val="20"/>
+          <w:shd w:val="clear" w:color="auto" w:fill="FFFFFF"/>
+        </w:rPr>
+        <w:t xml:space="preserve"> </w:t>
+      </w:r>
+      <w:proofErr w:type="spellStart"/>
+      <w:r>
+        <w:rPr>
+          <w:rFonts w:ascii="Open Sans Light" w:hAnsi="Open Sans Light" w:cs="Open Sans Light"/>
+          <w:bCs/>
+          <w:color w:val="000000"/>
+          <w:sz w:val="20"/>
+          <w:szCs w:val="20"/>
+          <w:shd w:val="clear" w:color="auto" w:fill="FFFFFF"/>
+        </w:rPr>
+        <w:t>d'una</w:t>
+      </w:r>
+      <w:proofErr w:type="spellEnd"/>
+      <w:r>
+        <w:rPr>
+          <w:rFonts w:ascii="Open Sans Light" w:hAnsi="Open Sans Light" w:cs="Open Sans Light"/>
+          <w:bCs/>
+          <w:color w:val="000000"/>
+          <w:sz w:val="20"/>
+          <w:szCs w:val="20"/>
+          <w:shd w:val="clear" w:color="auto" w:fill="FFFFFF"/>
+        </w:rPr>
+        <w:t xml:space="preserve"> oferta </w:t>
+      </w:r>
+      <w:proofErr w:type="spellStart"/>
+      <w:r>
+        <w:rPr>
+          <w:rFonts w:ascii="Open Sans Light" w:hAnsi="Open Sans Light" w:cs="Open Sans Light"/>
+          <w:bCs/>
+          <w:color w:val="000000"/>
+          <w:sz w:val="20"/>
+          <w:szCs w:val="20"/>
+          <w:shd w:val="clear" w:color="auto" w:fill="FFFFFF"/>
+        </w:rPr>
+        <w:t>econòmica</w:t>
+      </w:r>
+      <w:proofErr w:type="spellEnd"/>
+      <w:r>
+        <w:rPr>
+          <w:rFonts w:ascii="Open Sans Light" w:hAnsi="Open Sans Light" w:cs="Open Sans Light"/>
+          <w:bCs/>
+          <w:color w:val="000000"/>
+          <w:sz w:val="20"/>
+          <w:szCs w:val="20"/>
+          <w:shd w:val="clear" w:color="auto" w:fill="FFFFFF"/>
+        </w:rPr>
+        <w:t xml:space="preserve"> per </w:t>
+      </w:r>
+      <w:proofErr w:type="spellStart"/>
+      <w:r>
+        <w:rPr>
+          <w:rFonts w:ascii="Open Sans Light" w:hAnsi="Open Sans Light" w:cs="Open Sans Light"/>
+          <w:bCs/>
+          <w:color w:val="000000"/>
+          <w:sz w:val="20"/>
+          <w:szCs w:val="20"/>
+          <w:shd w:val="clear" w:color="auto" w:fill="FFFFFF"/>
+        </w:rPr>
+        <w:t>import</w:t>
+      </w:r>
+      <w:proofErr w:type="spellEnd"/>
+      <w:r>
+        <w:rPr>
+          <w:rFonts w:ascii="Open Sans Light" w:hAnsi="Open Sans Light" w:cs="Open Sans Light"/>
+          <w:bCs/>
+          <w:color w:val="000000"/>
+          <w:sz w:val="20"/>
+          <w:szCs w:val="20"/>
+          <w:shd w:val="clear" w:color="auto" w:fill="FFFFFF"/>
+        </w:rPr>
+        <w:t xml:space="preserve"> superior al preu de </w:t>
+      </w:r>
+      <w:proofErr w:type="spellStart"/>
+      <w:r>
+        <w:rPr>
+          <w:rFonts w:ascii="Open Sans Light" w:hAnsi="Open Sans Light" w:cs="Open Sans Light"/>
+          <w:bCs/>
+          <w:color w:val="000000"/>
+          <w:sz w:val="20"/>
+          <w:szCs w:val="20"/>
+          <w:shd w:val="clear" w:color="auto" w:fill="FFFFFF"/>
+        </w:rPr>
+        <w:t>licitació</w:t>
+      </w:r>
+      <w:proofErr w:type="spellEnd"/>
+      <w:r>
+        <w:rPr>
+          <w:rFonts w:ascii="Open Sans Light" w:hAnsi="Open Sans Light" w:cs="Open Sans Light"/>
+          <w:bCs/>
+          <w:color w:val="000000"/>
+          <w:sz w:val="20"/>
+          <w:szCs w:val="20"/>
+          <w:shd w:val="clear" w:color="auto" w:fill="FFFFFF"/>
+        </w:rPr>
+        <w:t xml:space="preserve"> (valor </w:t>
+      </w:r>
+      <w:proofErr w:type="spellStart"/>
+      <w:r>
+        <w:rPr>
+          <w:rFonts w:ascii="Open Sans Light" w:hAnsi="Open Sans Light" w:cs="Open Sans Light"/>
+          <w:bCs/>
+          <w:color w:val="000000"/>
+          <w:sz w:val="20"/>
+          <w:szCs w:val="20"/>
+          <w:shd w:val="clear" w:color="auto" w:fill="FFFFFF"/>
+        </w:rPr>
+        <w:t>estimat</w:t>
+      </w:r>
+      <w:proofErr w:type="spellEnd"/>
+      <w:r>
+        <w:rPr>
+          <w:rFonts w:ascii="Open Sans Light" w:hAnsi="Open Sans Light" w:cs="Open Sans Light"/>
+          <w:bCs/>
+          <w:color w:val="000000"/>
+          <w:sz w:val="20"/>
+          <w:szCs w:val="20"/>
+          <w:shd w:val="clear" w:color="auto" w:fill="FFFFFF"/>
+        </w:rPr>
+        <w:t xml:space="preserve"> </w:t>
+      </w:r>
+      <w:proofErr w:type="spellStart"/>
+      <w:r>
+        <w:rPr>
+          <w:rFonts w:ascii="Open Sans Light" w:hAnsi="Open Sans Light" w:cs="Open Sans Light"/>
+          <w:bCs/>
+          <w:color w:val="000000"/>
+          <w:sz w:val="20"/>
+          <w:szCs w:val="20"/>
+          <w:shd w:val="clear" w:color="auto" w:fill="FFFFFF"/>
+        </w:rPr>
+        <w:t>d'aquest</w:t>
+      </w:r>
+      <w:proofErr w:type="spellEnd"/>
+      <w:r>
+        <w:rPr>
+          <w:rFonts w:ascii="Open Sans Light" w:hAnsi="Open Sans Light" w:cs="Open Sans Light"/>
+          <w:bCs/>
+          <w:color w:val="000000"/>
+          <w:sz w:val="20"/>
+          <w:szCs w:val="20"/>
+          <w:shd w:val="clear" w:color="auto" w:fill="FFFFFF"/>
+        </w:rPr>
+        <w:t xml:space="preserve"> </w:t>
+      </w:r>
+      <w:proofErr w:type="gramStart"/>
+      <w:r>
+        <w:rPr>
+          <w:rFonts w:ascii="Open Sans Light" w:hAnsi="Open Sans Light" w:cs="Open Sans Light"/>
+          <w:bCs/>
+          <w:color w:val="000000"/>
+          <w:sz w:val="20"/>
+          <w:szCs w:val="20"/>
+          <w:shd w:val="clear" w:color="auto" w:fill="FFFFFF"/>
+        </w:rPr>
+        <w:t>contracte</w:t>
+      </w:r>
+      <w:proofErr w:type="gramEnd"/>
+      <w:r>
+        <w:rPr>
+          <w:rFonts w:ascii="Open Sans Light" w:hAnsi="Open Sans Light" w:cs="Open Sans Light"/>
+          <w:bCs/>
+          <w:color w:val="000000"/>
+          <w:sz w:val="20"/>
+          <w:szCs w:val="20"/>
+          <w:shd w:val="clear" w:color="auto" w:fill="FFFFFF"/>
+        </w:rPr>
+        <w:t>)</w:t>
+      </w:r>
+    </w:p>
+    <w:p>
+      <w:pPr>
+        <w:spacing w:after="0" w:line="240" w:lineRule="auto"/>
+        <w:jc w:val="both"/>
+        <w:rPr>
+          <w:rFonts w:ascii="Open Sans Light" w:eastAsia="Open Sans Light" w:hAnsi="Open Sans Light" w:cs="Open Sans Light"/>
+          <w:sz w:val="20"/>
+          <w:szCs w:val="20"/>
+        </w:rPr>
+      </w:pPr>
+    </w:p>
+    <w:p>
+      <w:pPr>
+        <w:spacing w:after="0" w:line="240" w:lineRule="auto"/>
+        <w:jc w:val="both"/>
+        <w:rPr>
+          <w:rFonts w:ascii="Open Sans Light" w:eastAsia="Open Sans Light" w:hAnsi="Open Sans Light" w:cs="Open Sans Light"/>
+          <w:sz w:val="20"/>
+          <w:szCs w:val="20"/>
+        </w:rPr>
+      </w:pPr>
+      <w:r>
+        <w:rPr>
+          <w:rFonts w:ascii="Open Sans Light" w:eastAsia="Open Sans Light" w:hAnsi="Open Sans Light" w:cs="Open Sans Light"/>
+          <w:sz w:val="20"/>
+          <w:szCs w:val="20"/>
+          <w:lang w:val="ca-ES"/>
+        </w:rPr>
+        <w:t>Palma a la data de la signatura</w:t>
+      </w:r>
+    </w:p>
+    <w:p>
+      <w:pPr>
+        <w:spacing w:after="0" w:line="240" w:lineRule="auto"/>
+        <w:jc w:val="both"/>
+        <w:rPr>
           <w:rFonts w:ascii="Open Sans Light" w:eastAsia="Open Sans Light" w:hAnsi="Open Sans Light" w:cs="Open Sans Light"/>
           <w:color w:val="000000" w:themeColor="text1"/>
           <w:sz w:val="20"/>
@@ -2993,14 +4829,24 @@
     </w:p>
     <w:p>
       <w:pPr>
-        <w:rPr>
-          <w:rFonts w:ascii="Open Sans Light" w:eastAsia="Open Sans Light" w:hAnsi="Open Sans Light" w:cs="Open Sans Light"/>
-          <w:sz w:val="20"/>
-          <w:szCs w:val="20"/>
-        </w:rPr>
-      </w:pPr>
-      <w:bookmarkStart w:id="0" w:name="_GoBack"/>
-      <w:bookmarkEnd w:id="0"/>
+        <w:spacing w:after="0" w:line="240" w:lineRule="auto"/>
+        <w:jc w:val="both"/>
+        <w:rPr>
+          <w:rFonts w:ascii="Open Sans Light" w:eastAsia="Open Sans Light" w:hAnsi="Open Sans Light" w:cs="Open Sans Light"/>
+          <w:color w:val="000000" w:themeColor="text1"/>
+          <w:sz w:val="20"/>
+          <w:szCs w:val="20"/>
+        </w:rPr>
+      </w:pPr>
+    </w:p>
+    <w:p>
+      <w:pPr>
+        <w:rPr>
+          <w:rFonts w:ascii="Open Sans Light" w:eastAsia="Open Sans Light" w:hAnsi="Open Sans Light" w:cs="Open Sans Light"/>
+          <w:sz w:val="20"/>
+          <w:szCs w:val="20"/>
+        </w:rPr>
+      </w:pPr>
     </w:p>
     <w:sectPr>
       <w:pgSz w:w="11906" w:h="16838"/>
@@ -3609,6 +5455,20 @@
       <w:contextualSpacing/>
     </w:pPr>
   </w:style>
+  <w:style w:type="paragraph" w:customStyle="1" w:styleId="Default">
+    <w:name w:val="Default"/>
+    <w:rsid w:val="00001333"/>
+    <w:pPr>
+      <w:autoSpaceDE w:val="0"/>
+      <w:autoSpaceDN w:val="0"/>
+      <w:adjustRightInd w:val="0"/>
+      <w:spacing w:after="0" w:line="240" w:lineRule="auto"/>
+    </w:pPr>
+    <w:rPr>
+      <w:rFonts w:ascii="Open Sans" w:hAnsi="Open Sans" w:cs="Open Sans"/>
+      <w:color w:val="000000"/>
+    </w:rPr>
+  </w:style>
 </w:styles>
 </file>
 
@@ -3874,15 +5734,6 @@
 </file>
 
 <file path=customXml/item1.xml><?xml version="1.0" encoding="utf-8"?>
-<?mso-contentType ?>
-<FormTemplates xmlns="http://schemas.microsoft.com/sharepoint/v3/contenttype/forms">
-  <Display>DocumentLibraryForm</Display>
-  <Edit>DocumentLibraryForm</Edit>
-  <New>DocumentLibraryForm</New>
-</FormTemplates>
-</file>
-
-<file path=customXml/item2.xml><?xml version="1.0" encoding="utf-8"?>
 <ct:contentTypeSchema xmlns:ct="http://schemas.microsoft.com/office/2006/metadata/contentType" xmlns:ma="http://schemas.microsoft.com/office/2006/metadata/properties/metaAttributes" ct:_="" ma:_="" ma:contentTypeName="Documento" ma:contentTypeID="0x010100BEA9B1C7EBF6D3438CD7ED5E9E199432" ma:contentTypeVersion="14" ma:contentTypeDescription="Crear nuevo documento." ma:contentTypeScope="" ma:versionID="2e283e6bc3a5fbbefccc32c5f809dde4">
   <xsd:schema xmlns:xsd="http://www.w3.org/2001/XMLSchema" xmlns:xs="http://www.w3.org/2001/XMLSchema" xmlns:p="http://schemas.microsoft.com/office/2006/metadata/properties" xmlns:ns2="74cf42d7-5302-4f1c-a14a-4e00bba5b2a8" xmlns:ns3="108d9c73-5d46-4471-9bd8-029f5de3680f" targetNamespace="http://schemas.microsoft.com/office/2006/metadata/properties" ma:root="true" ma:fieldsID="670afdc93dcbe6e64409644886b33f83" ns2:_="" ns3:_="">
     <xsd:import namespace="74cf42d7-5302-4f1c-a14a-4e00bba5b2a8"/>
@@ -4111,6 +5962,15 @@
 </ct:contentTypeSchema>
 </file>
 
+<file path=customXml/item2.xml><?xml version="1.0" encoding="utf-8"?>
+<?mso-contentType ?>
+<FormTemplates xmlns="http://schemas.microsoft.com/sharepoint/v3/contenttype/forms">
+  <Display>DocumentLibraryForm</Display>
+  <Edit>DocumentLibraryForm</Edit>
+  <New>DocumentLibraryForm</New>
+</FormTemplates>
+</file>
+
 <file path=customXml/item3.xml><?xml version="1.0" encoding="utf-8"?>
 <p:properties xmlns:p="http://schemas.microsoft.com/office/2006/metadata/properties" xmlns:xsi="http://www.w3.org/2001/XMLSchema-instance" xmlns:pc="http://schemas.microsoft.com/office/infopath/2007/PartnerControls">
   <documentManagement>
@@ -4127,14 +5987,6 @@
 </file>
 
 <file path=customXml/itemProps1.xml><?xml version="1.0" encoding="utf-8"?>
-<ds:datastoreItem xmlns:ds="http://schemas.openxmlformats.org/officeDocument/2006/customXml" ds:itemID="{150801C8-2C01-424E-BC6C-56C9B08C462E}">
-  <ds:schemaRefs>
-    <ds:schemaRef ds:uri="http://schemas.microsoft.com/sharepoint/v3/contenttype/forms"/>
-  </ds:schemaRefs>
-</ds:datastoreItem>
-</file>
-
-<file path=customXml/itemProps2.xml><?xml version="1.0" encoding="utf-8"?>
 <ds:datastoreItem xmlns:ds="http://schemas.openxmlformats.org/officeDocument/2006/customXml" ds:itemID="{02882DF2-B128-4C90-8FFD-571E4B92AFFE}">
   <ds:schemaRefs>
     <ds:schemaRef ds:uri="http://schemas.microsoft.com/office/2006/metadata/contentType"/>
@@ -4153,6 +6005,14 @@
 </ds:datastoreItem>
 </file>
 
+<file path=customXml/itemProps2.xml><?xml version="1.0" encoding="utf-8"?>
+<ds:datastoreItem xmlns:ds="http://schemas.openxmlformats.org/officeDocument/2006/customXml" ds:itemID="{150801C8-2C01-424E-BC6C-56C9B08C462E}">
+  <ds:schemaRefs>
+    <ds:schemaRef ds:uri="http://schemas.microsoft.com/sharepoint/v3/contenttype/forms"/>
+  </ds:schemaRefs>
+</ds:datastoreItem>
+</file>
+
 <file path=customXml/itemProps3.xml><?xml version="1.0" encoding="utf-8"?>
 <ds:datastoreItem xmlns:ds="http://schemas.openxmlformats.org/officeDocument/2006/customXml" ds:itemID="{EF14DB54-CEC9-47B5-A13D-53C8A329E037}">
   <ds:schemaRefs>
@@ -4165,7 +6025,7 @@
 </file>
 
 <file path=customXml/itemProps4.xml><?xml version="1.0" encoding="utf-8"?>
-<ds:datastoreItem xmlns:ds="http://schemas.openxmlformats.org/officeDocument/2006/customXml" ds:itemID="{6BCECA3C-BDBE-4B5F-B928-BBD36FC1681B}">
+<ds:datastoreItem xmlns:ds="http://schemas.openxmlformats.org/officeDocument/2006/customXml" ds:itemID="{81B5A977-4741-4EB7-A5B2-5169B856ACDD}">
   <ds:schemaRefs>
     <ds:schemaRef ds:uri="http://schemas.openxmlformats.org/officeDocument/2006/bibliography"/>
   </ds:schemaRefs>
